--- a/rus/docx/44.content.docx
+++ b/rus/docx/44.content.docx
@@ -19,7 +19,7 @@
         <w:rPr>
           <w:lang w:val="ru_RU" w:bidi="ru_RU"/>
         </w:rPr>
-        <w:t>Resource: Заметки к учебнику - Вступления к книгам (Тиндейл)</w:t>
+        <w:t>Resource: Tyndale Open Study Notes</w:t>
       </w:r>
       <w:r>
         <w:rPr>
@@ -112,7 +112,7 @@
         <w:rPr>
           <w:lang w:val="ru_RU" w:bidi="ru_RU"/>
         </w:rPr>
-        <w:t>Заметки к учебнику - Вступления к книгам (Тиндейл)</w:t>
+        <w:t>Tyndale Open Study Notes</w:t>
       </w:r>
     </w:p>
     <w:p>

--- a/rus/docx/44.content.docx
+++ b/rus/docx/44.content.docx
@@ -19,7 +19,7 @@
         <w:rPr>
           <w:lang w:val="ru_RU" w:bidi="ru_RU"/>
         </w:rPr>
-        <w:t>Resource: Tyndale Open Study Notes</w:t>
+        <w:t>Resource: Aquifer Open Study Notes (Book Intros)</w:t>
       </w:r>
       <w:r>
         <w:rPr>
@@ -112,7 +112,7 @@
         <w:rPr>
           <w:lang w:val="ru_RU" w:bidi="ru_RU"/>
         </w:rPr>
-        <w:t>Tyndale Open Study Notes</w:t>
+        <w:t>Aquifer Open Study Notes (Book Intros)</w:t>
       </w:r>
     </w:p>
     <w:p>

--- a/rus/docx/44.content.docx
+++ b/rus/docx/44.content.docx
@@ -286,72 +286,48 @@
         </w:rPr>
         <w:t>Для Луки было важно показать, что Божья любовь и милость простираются на всех людей. «Бог нелицеприятен», – сказал Петр Корнилию (</w:t>
       </w:r>
-      <w:hyperlink r:id="rId13">
-        <w:r>
-          <w:rPr>
-            <w:lang w:val="ru_RU" w:bidi="ru_RU"/>
-          </w:rPr>
-          <w:rPr>
-            <w:color w:val="0000EE"/>
-            <w:u w:val="single"/>
-          </w:rPr>
-          <w:t>10:34</w:t>
-        </w:r>
-      </w:hyperlink>
+      <w:r>
+        <w:rPr>
+          <w:lang w:val="ru_RU" w:bidi="ru_RU"/>
+        </w:rPr>
+        <w:t>10:34</w:t>
+      </w:r>
       <w:r>
         <w:rPr>
           <w:lang w:val="ru_RU" w:bidi="ru_RU"/>
         </w:rPr>
         <w:t>). Христос – единственный Спаситель (</w:t>
       </w:r>
-      <w:hyperlink r:id="rId14">
-        <w:r>
-          <w:rPr>
-            <w:lang w:val="ru_RU" w:bidi="ru_RU"/>
-          </w:rPr>
-          <w:rPr>
-            <w:color w:val="0000EE"/>
-            <w:u w:val="single"/>
-          </w:rPr>
-          <w:t>4:12</w:t>
-        </w:r>
-      </w:hyperlink>
+      <w:r>
+        <w:rPr>
+          <w:lang w:val="ru_RU" w:bidi="ru_RU"/>
+        </w:rPr>
+        <w:t>4:12</w:t>
+      </w:r>
       <w:r>
         <w:rPr>
           <w:lang w:val="ru_RU" w:bidi="ru_RU"/>
         </w:rPr>
         <w:t xml:space="preserve">), и все могут верить в Него для спасения и новой жизни (см. </w:t>
       </w:r>
-      <w:hyperlink r:id="rId15">
-        <w:r>
-          <w:rPr>
-            <w:lang w:val="ru_RU" w:bidi="ru_RU"/>
-          </w:rPr>
-          <w:rPr>
-            <w:color w:val="0000EE"/>
-            <w:u w:val="single"/>
-          </w:rPr>
-          <w:t>16:30–31</w:t>
-        </w:r>
-      </w:hyperlink>
+      <w:r>
+        <w:rPr>
+          <w:lang w:val="ru_RU" w:bidi="ru_RU"/>
+        </w:rPr>
+        <w:t>16:30–31</w:t>
+      </w:r>
       <w:r>
         <w:rPr>
           <w:lang w:val="ru_RU" w:bidi="ru_RU"/>
         </w:rPr>
         <w:t xml:space="preserve">). Несмотря на склонность христиан-иудеев полагать, что Божья благодать только для них, церковь пришла к единому выводу, что язычники также в полной мере включены в Божьи обетования (см. </w:t>
       </w:r>
-      <w:hyperlink r:id="rId16">
-        <w:r>
-          <w:rPr>
-            <w:lang w:val="ru_RU" w:bidi="ru_RU"/>
-          </w:rPr>
-          <w:rPr>
-            <w:color w:val="0000EE"/>
-            <w:u w:val="single"/>
-          </w:rPr>
-          <w:t>15:1–31</w:t>
-        </w:r>
-      </w:hyperlink>
+      <w:r>
+        <w:rPr>
+          <w:lang w:val="ru_RU" w:bidi="ru_RU"/>
+        </w:rPr>
+        <w:t>15:1–31</w:t>
+      </w:r>
       <w:r>
         <w:rPr>
           <w:lang w:val="ru_RU" w:bidi="ru_RU"/>
@@ -383,54 +359,36 @@
         </w:rPr>
         <w:t>Апостолы и другие последователи Христа были исполнены Духа и наделены силой исполнять великое поручение (</w:t>
       </w:r>
-      <w:hyperlink r:id="rId17">
-        <w:r>
-          <w:rPr>
-            <w:lang w:val="ru_RU" w:bidi="ru_RU"/>
-          </w:rPr>
-          <w:rPr>
-            <w:color w:val="0000EE"/>
-            <w:u w:val="single"/>
-          </w:rPr>
-          <w:t>Мф. 28:18–20</w:t>
-        </w:r>
-      </w:hyperlink>
+      <w:r>
+        <w:rPr>
+          <w:lang w:val="ru_RU" w:bidi="ru_RU"/>
+        </w:rPr>
+        <w:t>Мф. 28:18–20</w:t>
+      </w:r>
       <w:r>
         <w:rPr>
           <w:lang w:val="ru_RU" w:bidi="ru_RU"/>
         </w:rPr>
         <w:t>). В Деяниях особо отмечается служение Петра (</w:t>
       </w:r>
-      <w:hyperlink r:id="rId18">
-        <w:r>
-          <w:rPr>
-            <w:lang w:val="ru_RU" w:bidi="ru_RU"/>
-          </w:rPr>
-          <w:rPr>
-            <w:color w:val="0000EE"/>
-            <w:u w:val="single"/>
-          </w:rPr>
-          <w:t>Деян. 1:1–12:25</w:t>
-        </w:r>
-      </w:hyperlink>
+      <w:r>
+        <w:rPr>
+          <w:lang w:val="ru_RU" w:bidi="ru_RU"/>
+        </w:rPr>
+        <w:t>Деян. 1:1–12:25</w:t>
+      </w:r>
       <w:r>
         <w:rPr>
           <w:lang w:val="ru_RU" w:bidi="ru_RU"/>
         </w:rPr>
         <w:t>) и Павла (</w:t>
       </w:r>
-      <w:hyperlink r:id="rId19">
-        <w:r>
-          <w:rPr>
-            <w:lang w:val="ru_RU" w:bidi="ru_RU"/>
-          </w:rPr>
-          <w:rPr>
-            <w:color w:val="0000EE"/>
-            <w:u w:val="single"/>
-          </w:rPr>
-          <w:t>13:1–28:31</w:t>
-        </w:r>
-      </w:hyperlink>
+      <w:r>
+        <w:rPr>
+          <w:lang w:val="ru_RU" w:bidi="ru_RU"/>
+        </w:rPr>
+        <w:t>13:1–28:31</w:t>
+      </w:r>
       <w:r>
         <w:rPr>
           <w:lang w:val="ru_RU" w:bidi="ru_RU"/>
@@ -451,198 +409,132 @@
         </w:rPr>
         <w:t xml:space="preserve">Деяния следуют географическому плану, основанному на </w:t>
       </w:r>
-      <w:hyperlink r:id="rId20">
-        <w:r>
-          <w:rPr>
-            <w:lang w:val="ru_RU" w:bidi="ru_RU"/>
-          </w:rPr>
-          <w:rPr>
-            <w:color w:val="0000EE"/>
-            <w:u w:val="single"/>
-          </w:rPr>
-          <w:t>1:8</w:t>
-        </w:r>
-      </w:hyperlink>
+      <w:r>
+        <w:rPr>
+          <w:lang w:val="ru_RU" w:bidi="ru_RU"/>
+        </w:rPr>
+        <w:t>1:8</w:t>
+      </w:r>
       <w:r>
         <w:rPr>
           <w:lang w:val="ru_RU" w:bidi="ru_RU"/>
         </w:rPr>
         <w:t>. Христианская весть и община верующих распространяются в Иерусалиме (</w:t>
       </w:r>
-      <w:hyperlink r:id="rId21">
-        <w:r>
-          <w:rPr>
-            <w:lang w:val="ru_RU" w:bidi="ru_RU"/>
-          </w:rPr>
-          <w:rPr>
-            <w:color w:val="0000EE"/>
-            <w:u w:val="single"/>
-          </w:rPr>
-          <w:t>1:1–8:3</w:t>
-        </w:r>
-      </w:hyperlink>
+      <w:r>
+        <w:rPr>
+          <w:lang w:val="ru_RU" w:bidi="ru_RU"/>
+        </w:rPr>
+        <w:t>1:1–8:3</w:t>
+      </w:r>
       <w:r>
         <w:rPr>
           <w:lang w:val="ru_RU" w:bidi="ru_RU"/>
         </w:rPr>
         <w:t>), в Палестине и Сирии (</w:t>
       </w:r>
-      <w:hyperlink r:id="rId22">
-        <w:r>
-          <w:rPr>
-            <w:lang w:val="ru_RU" w:bidi="ru_RU"/>
-          </w:rPr>
-          <w:rPr>
-            <w:color w:val="0000EE"/>
-            <w:u w:val="single"/>
-          </w:rPr>
-          <w:t>8:4–12:25</w:t>
-        </w:r>
-      </w:hyperlink>
+      <w:r>
+        <w:rPr>
+          <w:lang w:val="ru_RU" w:bidi="ru_RU"/>
+        </w:rPr>
+        <w:t>8:4–12:25</w:t>
+      </w:r>
       <w:r>
         <w:rPr>
           <w:lang w:val="ru_RU" w:bidi="ru_RU"/>
         </w:rPr>
         <w:t>), и в языческом мире по всей Римской империи (</w:t>
       </w:r>
-      <w:hyperlink r:id="rId19">
-        <w:r>
-          <w:rPr>
-            <w:lang w:val="ru_RU" w:bidi="ru_RU"/>
-          </w:rPr>
-          <w:rPr>
-            <w:color w:val="0000EE"/>
-            <w:u w:val="single"/>
-          </w:rPr>
-          <w:t>13:1–28:31</w:t>
-        </w:r>
-      </w:hyperlink>
+      <w:r>
+        <w:rPr>
+          <w:lang w:val="ru_RU" w:bidi="ru_RU"/>
+        </w:rPr>
+        <w:t>13:1–28:31</w:t>
+      </w:r>
       <w:r>
         <w:rPr>
           <w:lang w:val="ru_RU" w:bidi="ru_RU"/>
         </w:rPr>
         <w:t xml:space="preserve">). Заключительное слово в греческом тексте книги Деяний (akōlutōs, «невозбранно», </w:t>
       </w:r>
-      <w:hyperlink r:id="rId23">
-        <w:r>
-          <w:rPr>
-            <w:lang w:val="ru_RU" w:bidi="ru_RU"/>
-          </w:rPr>
-          <w:rPr>
-            <w:color w:val="0000EE"/>
-            <w:u w:val="single"/>
-          </w:rPr>
-          <w:t>28:31</w:t>
-        </w:r>
-      </w:hyperlink>
+      <w:r>
+        <w:rPr>
+          <w:lang w:val="ru_RU" w:bidi="ru_RU"/>
+        </w:rPr>
+        <w:t>28:31</w:t>
+      </w:r>
       <w:r>
         <w:rPr>
           <w:lang w:val="ru_RU" w:bidi="ru_RU"/>
         </w:rPr>
         <w:t>) напоминает о беспрепятственном распространении Евангелия среди иудеев (</w:t>
       </w:r>
-      <w:hyperlink r:id="rId24">
-        <w:r>
-          <w:rPr>
-            <w:lang w:val="ru_RU" w:bidi="ru_RU"/>
-          </w:rPr>
-          <w:rPr>
-            <w:color w:val="0000EE"/>
-            <w:u w:val="single"/>
-          </w:rPr>
-          <w:t>3:1–5:42</w:t>
-        </w:r>
-      </w:hyperlink>
+      <w:r>
+        <w:rPr>
+          <w:lang w:val="ru_RU" w:bidi="ru_RU"/>
+        </w:rPr>
+        <w:t>3:1–5:42</w:t>
+      </w:r>
       <w:r>
         <w:rPr>
           <w:lang w:val="ru_RU" w:bidi="ru_RU"/>
         </w:rPr>
         <w:t>), самарян (</w:t>
       </w:r>
-      <w:hyperlink r:id="rId25">
-        <w:r>
-          <w:rPr>
-            <w:lang w:val="ru_RU" w:bidi="ru_RU"/>
-          </w:rPr>
-          <w:rPr>
-            <w:color w:val="0000EE"/>
-            <w:u w:val="single"/>
-          </w:rPr>
-          <w:t>6:1–8:40</w:t>
-        </w:r>
-      </w:hyperlink>
+      <w:r>
+        <w:rPr>
+          <w:lang w:val="ru_RU" w:bidi="ru_RU"/>
+        </w:rPr>
+        <w:t>6:1–8:40</w:t>
+      </w:r>
       <w:r>
         <w:rPr>
           <w:lang w:val="ru_RU" w:bidi="ru_RU"/>
         </w:rPr>
         <w:t>), богобоязненных (</w:t>
       </w:r>
-      <w:hyperlink r:id="rId26">
-        <w:r>
-          <w:rPr>
-            <w:lang w:val="ru_RU" w:bidi="ru_RU"/>
-          </w:rPr>
-          <w:rPr>
-            <w:color w:val="0000EE"/>
-            <w:u w:val="single"/>
-          </w:rPr>
-          <w:t>8:26–40</w:t>
-        </w:r>
-      </w:hyperlink>
+      <w:r>
+        <w:rPr>
+          <w:lang w:val="ru_RU" w:bidi="ru_RU"/>
+        </w:rPr>
+        <w:t>8:26–40</w:t>
+      </w:r>
       <w:r>
         <w:rPr>
           <w:lang w:val="ru_RU" w:bidi="ru_RU"/>
         </w:rPr>
         <w:t xml:space="preserve">; </w:t>
       </w:r>
-      <w:hyperlink r:id="rId27">
-        <w:r>
-          <w:rPr>
-            <w:lang w:val="ru_RU" w:bidi="ru_RU"/>
-          </w:rPr>
-          <w:rPr>
-            <w:color w:val="0000EE"/>
-            <w:u w:val="single"/>
-          </w:rPr>
-          <w:t>9:32–11:18</w:t>
-        </w:r>
-      </w:hyperlink>
+      <w:r>
+        <w:rPr>
+          <w:lang w:val="ru_RU" w:bidi="ru_RU"/>
+        </w:rPr>
+        <w:t>9:32–11:18</w:t>
+      </w:r>
       <w:r>
         <w:rPr>
           <w:lang w:val="ru_RU" w:bidi="ru_RU"/>
         </w:rPr>
         <w:t>) и язычников (</w:t>
       </w:r>
-      <w:hyperlink r:id="rId28">
-        <w:r>
-          <w:rPr>
-            <w:lang w:val="ru_RU" w:bidi="ru_RU"/>
-          </w:rPr>
-          <w:rPr>
-            <w:color w:val="0000EE"/>
-            <w:u w:val="single"/>
-          </w:rPr>
-          <w:t>11:19–30</w:t>
-        </w:r>
-      </w:hyperlink>
+      <w:r>
+        <w:rPr>
+          <w:lang w:val="ru_RU" w:bidi="ru_RU"/>
+        </w:rPr>
+        <w:t>11:19–30</w:t>
+      </w:r>
       <w:r>
         <w:rPr>
           <w:lang w:val="ru_RU" w:bidi="ru_RU"/>
         </w:rPr>
         <w:t xml:space="preserve">; </w:t>
       </w:r>
-      <w:hyperlink r:id="rId19">
-        <w:r>
-          <w:rPr>
-            <w:lang w:val="ru_RU" w:bidi="ru_RU"/>
-          </w:rPr>
-          <w:rPr>
-            <w:color w:val="0000EE"/>
-            <w:u w:val="single"/>
-          </w:rPr>
-          <w:t>13:1–28:31</w:t>
-        </w:r>
-      </w:hyperlink>
+      <w:r>
+        <w:rPr>
+          <w:lang w:val="ru_RU" w:bidi="ru_RU"/>
+        </w:rPr>
+        <w:t>13:1–28:31</w:t>
+      </w:r>
       <w:r>
         <w:rPr>
           <w:lang w:val="ru_RU" w:bidi="ru_RU"/>
@@ -688,36 +580,24 @@
         </w:rPr>
         <w:t>География. Деяния показывают, как послание было перенесено из Иерусалима в Рим (</w:t>
       </w:r>
-      <w:hyperlink r:id="rId20">
-        <w:r>
-          <w:rPr>
-            <w:lang w:val="ru_RU" w:bidi="ru_RU"/>
-          </w:rPr>
-          <w:rPr>
-            <w:color w:val="0000EE"/>
-            <w:u w:val="single"/>
-          </w:rPr>
-          <w:t>1:8</w:t>
-        </w:r>
-      </w:hyperlink>
+      <w:r>
+        <w:rPr>
+          <w:lang w:val="ru_RU" w:bidi="ru_RU"/>
+        </w:rPr>
+        <w:t>1:8</w:t>
+      </w:r>
       <w:r>
         <w:rPr>
           <w:lang w:val="ru_RU" w:bidi="ru_RU"/>
         </w:rPr>
         <w:t xml:space="preserve">; </w:t>
       </w:r>
-      <w:hyperlink r:id="rId29">
-        <w:r>
-          <w:rPr>
-            <w:lang w:val="ru_RU" w:bidi="ru_RU"/>
-          </w:rPr>
-          <w:rPr>
-            <w:color w:val="0000EE"/>
-            <w:u w:val="single"/>
-          </w:rPr>
-          <w:t>9:15</w:t>
-        </w:r>
-      </w:hyperlink>
+      <w:r>
+        <w:rPr>
+          <w:lang w:val="ru_RU" w:bidi="ru_RU"/>
+        </w:rPr>
+        <w:t>9:15</w:t>
+      </w:r>
       <w:r>
         <w:rPr>
           <w:lang w:val="ru_RU" w:bidi="ru_RU"/>
@@ -752,306 +632,204 @@
         </w:rPr>
         <w:t xml:space="preserve">Благовестие. В Деяниях приводятся наглядные примеры того, как христианские лидеры провозглашали Благую весть различным аудиториям (обратите внимание на проповеди в главах </w:t>
       </w:r>
-      <w:hyperlink r:id="rId30">
-        <w:r>
-          <w:rPr>
-            <w:lang w:val="ru_RU" w:bidi="ru_RU"/>
-          </w:rPr>
-          <w:rPr>
-            <w:color w:val="0000EE"/>
-            <w:u w:val="single"/>
-          </w:rPr>
-          <w:t>2–5</w:t>
-        </w:r>
-      </w:hyperlink>
+      <w:r>
+        <w:rPr>
+          <w:lang w:val="ru_RU" w:bidi="ru_RU"/>
+        </w:rPr>
+        <w:t>2–5</w:t>
+      </w:r>
       <w:r>
         <w:rPr>
           <w:lang w:val="ru_RU" w:bidi="ru_RU"/>
         </w:rPr>
         <w:t xml:space="preserve">, </w:t>
       </w:r>
-      <w:hyperlink r:id="rId31">
-        <w:r>
-          <w:rPr>
-            <w:lang w:val="ru_RU" w:bidi="ru_RU"/>
-          </w:rPr>
-          <w:rPr>
-            <w:color w:val="0000EE"/>
-            <w:u w:val="single"/>
-          </w:rPr>
-          <w:t>7</w:t>
-        </w:r>
-      </w:hyperlink>
+      <w:r>
+        <w:rPr>
+          <w:lang w:val="ru_RU" w:bidi="ru_RU"/>
+        </w:rPr>
+        <w:t>7</w:t>
+      </w:r>
       <w:r>
         <w:rPr>
           <w:lang w:val="ru_RU" w:bidi="ru_RU"/>
         </w:rPr>
         <w:t xml:space="preserve">, </w:t>
       </w:r>
-      <w:hyperlink r:id="rId32">
-        <w:r>
-          <w:rPr>
-            <w:lang w:val="ru_RU" w:bidi="ru_RU"/>
-          </w:rPr>
-          <w:rPr>
-            <w:color w:val="0000EE"/>
-            <w:u w:val="single"/>
-          </w:rPr>
-          <w:t>10</w:t>
-        </w:r>
-      </w:hyperlink>
+      <w:r>
+        <w:rPr>
+          <w:lang w:val="ru_RU" w:bidi="ru_RU"/>
+        </w:rPr>
+        <w:t>10</w:t>
+      </w:r>
       <w:r>
         <w:rPr>
           <w:lang w:val="ru_RU" w:bidi="ru_RU"/>
         </w:rPr>
         <w:t xml:space="preserve">, </w:t>
       </w:r>
-      <w:hyperlink r:id="rId33">
-        <w:r>
-          <w:rPr>
-            <w:lang w:val="ru_RU" w:bidi="ru_RU"/>
-          </w:rPr>
-          <w:rPr>
-            <w:color w:val="0000EE"/>
-            <w:u w:val="single"/>
-          </w:rPr>
-          <w:t>13</w:t>
-        </w:r>
-      </w:hyperlink>
+      <w:r>
+        <w:rPr>
+          <w:lang w:val="ru_RU" w:bidi="ru_RU"/>
+        </w:rPr>
+        <w:t>13</w:t>
+      </w:r>
       <w:r>
         <w:rPr>
           <w:lang w:val="ru_RU" w:bidi="ru_RU"/>
         </w:rPr>
         <w:t xml:space="preserve">, </w:t>
       </w:r>
-      <w:hyperlink r:id="rId34">
-        <w:r>
-          <w:rPr>
-            <w:lang w:val="ru_RU" w:bidi="ru_RU"/>
-          </w:rPr>
-          <w:rPr>
-            <w:color w:val="0000EE"/>
-            <w:u w:val="single"/>
-          </w:rPr>
-          <w:t>22</w:t>
-        </w:r>
-      </w:hyperlink>
+      <w:r>
+        <w:rPr>
+          <w:lang w:val="ru_RU" w:bidi="ru_RU"/>
+        </w:rPr>
+        <w:t>22</w:t>
+      </w:r>
       <w:r>
         <w:rPr>
           <w:lang w:val="ru_RU" w:bidi="ru_RU"/>
         </w:rPr>
         <w:t xml:space="preserve">, </w:t>
       </w:r>
-      <w:hyperlink r:id="rId35">
-        <w:r>
-          <w:rPr>
-            <w:lang w:val="ru_RU" w:bidi="ru_RU"/>
-          </w:rPr>
-          <w:rPr>
-            <w:color w:val="0000EE"/>
-            <w:u w:val="single"/>
-          </w:rPr>
-          <w:t>26</w:t>
-        </w:r>
-      </w:hyperlink>
+      <w:r>
+        <w:rPr>
+          <w:lang w:val="ru_RU" w:bidi="ru_RU"/>
+        </w:rPr>
+        <w:t>26</w:t>
+      </w:r>
       <w:r>
         <w:rPr>
           <w:lang w:val="ru_RU" w:bidi="ru_RU"/>
         </w:rPr>
         <w:t>). Деяния показывают, что Евангелие открыто для всех – не только для иудеев, но и для язычников (</w:t>
       </w:r>
-      <w:hyperlink r:id="rId36">
-        <w:r>
-          <w:rPr>
-            <w:lang w:val="ru_RU" w:bidi="ru_RU"/>
-          </w:rPr>
-          <w:rPr>
-            <w:color w:val="0000EE"/>
-            <w:u w:val="single"/>
-          </w:rPr>
-          <w:t>2:8–11</w:t>
-        </w:r>
-      </w:hyperlink>
+      <w:r>
+        <w:rPr>
+          <w:lang w:val="ru_RU" w:bidi="ru_RU"/>
+        </w:rPr>
+        <w:t>2:8–11</w:t>
+      </w:r>
       <w:r>
         <w:rPr>
           <w:lang w:val="ru_RU" w:bidi="ru_RU"/>
         </w:rPr>
         <w:t xml:space="preserve">; </w:t>
       </w:r>
-      <w:hyperlink r:id="rId26">
-        <w:r>
-          <w:rPr>
-            <w:lang w:val="ru_RU" w:bidi="ru_RU"/>
-          </w:rPr>
-          <w:rPr>
-            <w:color w:val="0000EE"/>
-            <w:u w:val="single"/>
-          </w:rPr>
-          <w:t>8:26–40</w:t>
-        </w:r>
-      </w:hyperlink>
+      <w:r>
+        <w:rPr>
+          <w:lang w:val="ru_RU" w:bidi="ru_RU"/>
+        </w:rPr>
+        <w:t>8:26–40</w:t>
+      </w:r>
       <w:r>
         <w:rPr>
           <w:lang w:val="ru_RU" w:bidi="ru_RU"/>
         </w:rPr>
         <w:t xml:space="preserve">; </w:t>
       </w:r>
-      <w:hyperlink r:id="rId37">
-        <w:r>
-          <w:rPr>
-            <w:lang w:val="ru_RU" w:bidi="ru_RU"/>
-          </w:rPr>
-          <w:rPr>
-            <w:color w:val="0000EE"/>
-            <w:u w:val="single"/>
-          </w:rPr>
-          <w:t>10:1–11:18</w:t>
-        </w:r>
-      </w:hyperlink>
+      <w:r>
+        <w:rPr>
+          <w:lang w:val="ru_RU" w:bidi="ru_RU"/>
+        </w:rPr>
+        <w:t>10:1–11:18</w:t>
+      </w:r>
       <w:r>
         <w:rPr>
           <w:lang w:val="ru_RU" w:bidi="ru_RU"/>
         </w:rPr>
         <w:t>), не только для мужчин, но и для женщин (</w:t>
       </w:r>
-      <w:hyperlink r:id="rId38">
-        <w:r>
-          <w:rPr>
-            <w:lang w:val="ru_RU" w:bidi="ru_RU"/>
-          </w:rPr>
-          <w:rPr>
-            <w:color w:val="0000EE"/>
-            <w:u w:val="single"/>
-          </w:rPr>
-          <w:t>5:14</w:t>
-        </w:r>
-      </w:hyperlink>
+      <w:r>
+        <w:rPr>
+          <w:lang w:val="ru_RU" w:bidi="ru_RU"/>
+        </w:rPr>
+        <w:t>5:14</w:t>
+      </w:r>
       <w:r>
         <w:rPr>
           <w:lang w:val="ru_RU" w:bidi="ru_RU"/>
         </w:rPr>
         <w:t xml:space="preserve">; </w:t>
       </w:r>
-      <w:hyperlink r:id="rId39">
-        <w:r>
-          <w:rPr>
-            <w:lang w:val="ru_RU" w:bidi="ru_RU"/>
-          </w:rPr>
-          <w:rPr>
-            <w:color w:val="0000EE"/>
-            <w:u w:val="single"/>
-          </w:rPr>
-          <w:t>8:12</w:t>
-        </w:r>
-      </w:hyperlink>
+      <w:r>
+        <w:rPr>
+          <w:lang w:val="ru_RU" w:bidi="ru_RU"/>
+        </w:rPr>
+        <w:t>8:12</w:t>
+      </w:r>
       <w:r>
         <w:rPr>
           <w:lang w:val="ru_RU" w:bidi="ru_RU"/>
         </w:rPr>
         <w:t xml:space="preserve">; </w:t>
       </w:r>
-      <w:hyperlink r:id="rId40">
-        <w:r>
-          <w:rPr>
-            <w:lang w:val="ru_RU" w:bidi="ru_RU"/>
-          </w:rPr>
-          <w:rPr>
-            <w:color w:val="0000EE"/>
-            <w:u w:val="single"/>
-          </w:rPr>
-          <w:t>16:13–15</w:t>
-        </w:r>
-      </w:hyperlink>
+      <w:r>
+        <w:rPr>
+          <w:lang w:val="ru_RU" w:bidi="ru_RU"/>
+        </w:rPr>
+        <w:t>16:13–15</w:t>
+      </w:r>
       <w:r>
         <w:rPr>
           <w:lang w:val="ru_RU" w:bidi="ru_RU"/>
         </w:rPr>
         <w:t xml:space="preserve">; </w:t>
       </w:r>
-      <w:hyperlink r:id="rId41">
-        <w:r>
-          <w:rPr>
-            <w:lang w:val="ru_RU" w:bidi="ru_RU"/>
-          </w:rPr>
-          <w:rPr>
-            <w:color w:val="0000EE"/>
-            <w:u w:val="single"/>
-          </w:rPr>
-          <w:t>17:4</w:t>
-        </w:r>
-      </w:hyperlink>
+      <w:r>
+        <w:rPr>
+          <w:lang w:val="ru_RU" w:bidi="ru_RU"/>
+        </w:rPr>
+        <w:t>17:4</w:t>
+      </w:r>
       <w:r>
         <w:rPr>
           <w:lang w:val="ru_RU" w:bidi="ru_RU"/>
         </w:rPr>
         <w:t xml:space="preserve">, </w:t>
       </w:r>
-      <w:hyperlink r:id="rId42">
-        <w:r>
-          <w:rPr>
-            <w:lang w:val="ru_RU" w:bidi="ru_RU"/>
-          </w:rPr>
-          <w:rPr>
-            <w:color w:val="0000EE"/>
-            <w:u w:val="single"/>
-          </w:rPr>
-          <w:t>12</w:t>
-        </w:r>
-      </w:hyperlink>
+      <w:r>
+        <w:rPr>
+          <w:lang w:val="ru_RU" w:bidi="ru_RU"/>
+        </w:rPr>
+        <w:t>12</w:t>
+      </w:r>
       <w:r>
         <w:rPr>
           <w:lang w:val="ru_RU" w:bidi="ru_RU"/>
         </w:rPr>
         <w:t xml:space="preserve">, </w:t>
       </w:r>
-      <w:hyperlink r:id="rId43">
-        <w:r>
-          <w:rPr>
-            <w:lang w:val="ru_RU" w:bidi="ru_RU"/>
-          </w:rPr>
-          <w:rPr>
-            <w:color w:val="0000EE"/>
-            <w:u w:val="single"/>
-          </w:rPr>
-          <w:t>34</w:t>
-        </w:r>
-      </w:hyperlink>
+      <w:r>
+        <w:rPr>
+          <w:lang w:val="ru_RU" w:bidi="ru_RU"/>
+        </w:rPr>
+        <w:t>34</w:t>
+      </w:r>
       <w:r>
         <w:rPr>
           <w:lang w:val="ru_RU" w:bidi="ru_RU"/>
         </w:rPr>
         <w:t xml:space="preserve">; </w:t>
       </w:r>
-      <w:hyperlink r:id="rId44">
-        <w:r>
-          <w:rPr>
-            <w:lang w:val="ru_RU" w:bidi="ru_RU"/>
-          </w:rPr>
-          <w:rPr>
-            <w:color w:val="0000EE"/>
-            <w:u w:val="single"/>
-          </w:rPr>
-          <w:t>18:26</w:t>
-        </w:r>
-      </w:hyperlink>
+      <w:r>
+        <w:rPr>
+          <w:lang w:val="ru_RU" w:bidi="ru_RU"/>
+        </w:rPr>
+        <w:t>18:26</w:t>
+      </w:r>
       <w:r>
         <w:rPr>
           <w:lang w:val="ru_RU" w:bidi="ru_RU"/>
         </w:rPr>
         <w:t xml:space="preserve">; </w:t>
       </w:r>
-      <w:hyperlink r:id="rId45">
-        <w:r>
-          <w:rPr>
-            <w:lang w:val="ru_RU" w:bidi="ru_RU"/>
-          </w:rPr>
-          <w:rPr>
-            <w:color w:val="0000EE"/>
-            <w:u w:val="single"/>
-          </w:rPr>
-          <w:t>21:9</w:t>
-        </w:r>
-      </w:hyperlink>
+      <w:r>
+        <w:rPr>
+          <w:lang w:val="ru_RU" w:bidi="ru_RU"/>
+        </w:rPr>
+        <w:t>21:9</w:t>
+      </w:r>
       <w:r>
         <w:rPr>
           <w:lang w:val="ru_RU" w:bidi="ru_RU"/>
@@ -1072,162 +850,108 @@
         </w:rPr>
         <w:t>Политика. В Деяниях представлена сильная защита христианской веры перед иудеями (</w:t>
       </w:r>
-      <w:hyperlink r:id="rId46">
-        <w:r>
-          <w:rPr>
-            <w:lang w:val="ru_RU" w:bidi="ru_RU"/>
-          </w:rPr>
-          <w:rPr>
-            <w:color w:val="0000EE"/>
-            <w:u w:val="single"/>
-          </w:rPr>
-          <w:t>4:8–12</w:t>
-        </w:r>
-      </w:hyperlink>
+      <w:r>
+        <w:rPr>
+          <w:lang w:val="ru_RU" w:bidi="ru_RU"/>
+        </w:rPr>
+        <w:t>4:8–12</w:t>
+      </w:r>
       <w:r>
         <w:rPr>
           <w:lang w:val="ru_RU" w:bidi="ru_RU"/>
         </w:rPr>
         <w:t xml:space="preserve">; </w:t>
       </w:r>
-      <w:hyperlink r:id="rId47">
-        <w:r>
-          <w:rPr>
-            <w:lang w:val="ru_RU" w:bidi="ru_RU"/>
-          </w:rPr>
-          <w:rPr>
-            <w:color w:val="0000EE"/>
-            <w:u w:val="single"/>
-          </w:rPr>
-          <w:t>7:2–53</w:t>
-        </w:r>
-      </w:hyperlink>
+      <w:r>
+        <w:rPr>
+          <w:lang w:val="ru_RU" w:bidi="ru_RU"/>
+        </w:rPr>
+        <w:t>7:2–53</w:t>
+      </w:r>
       <w:r>
         <w:rPr>
           <w:lang w:val="ru_RU" w:bidi="ru_RU"/>
         </w:rPr>
         <w:t>) и язычниками (</w:t>
       </w:r>
-      <w:hyperlink r:id="rId48">
-        <w:r>
-          <w:rPr>
-            <w:lang w:val="ru_RU" w:bidi="ru_RU"/>
-          </w:rPr>
-          <w:rPr>
-            <w:color w:val="0000EE"/>
-            <w:u w:val="single"/>
-          </w:rPr>
-          <w:t>24:10–21</w:t>
-        </w:r>
-      </w:hyperlink>
+      <w:r>
+        <w:rPr>
+          <w:lang w:val="ru_RU" w:bidi="ru_RU"/>
+        </w:rPr>
+        <w:t>24:10–21</w:t>
+      </w:r>
       <w:r>
         <w:rPr>
           <w:lang w:val="ru_RU" w:bidi="ru_RU"/>
         </w:rPr>
         <w:t xml:space="preserve">; </w:t>
       </w:r>
-      <w:hyperlink r:id="rId49">
-        <w:r>
-          <w:rPr>
-            <w:lang w:val="ru_RU" w:bidi="ru_RU"/>
-          </w:rPr>
-          <w:rPr>
-            <w:color w:val="0000EE"/>
-            <w:u w:val="single"/>
-          </w:rPr>
-          <w:t>26:1–23</w:t>
-        </w:r>
-      </w:hyperlink>
+      <w:r>
+        <w:rPr>
+          <w:lang w:val="ru_RU" w:bidi="ru_RU"/>
+        </w:rPr>
+        <w:t>26:1–23</w:t>
+      </w:r>
       <w:r>
         <w:rPr>
           <w:lang w:val="ru_RU" w:bidi="ru_RU"/>
         </w:rPr>
         <w:t>). Лука утверждал, что христианство имеет право на ту же защиту, что и иудаизм, и что оно не представляет опасности для римского государства (</w:t>
       </w:r>
-      <w:hyperlink r:id="rId50">
-        <w:r>
-          <w:rPr>
-            <w:lang w:val="ru_RU" w:bidi="ru_RU"/>
-          </w:rPr>
-          <w:rPr>
-            <w:color w:val="0000EE"/>
-            <w:u w:val="single"/>
-          </w:rPr>
-          <w:t>18:14–16</w:t>
-        </w:r>
-      </w:hyperlink>
+      <w:r>
+        <w:rPr>
+          <w:lang w:val="ru_RU" w:bidi="ru_RU"/>
+        </w:rPr>
+        <w:t>18:14–16</w:t>
+      </w:r>
       <w:r>
         <w:rPr>
           <w:lang w:val="ru_RU" w:bidi="ru_RU"/>
         </w:rPr>
         <w:t xml:space="preserve">; </w:t>
       </w:r>
-      <w:hyperlink r:id="rId51">
-        <w:r>
-          <w:rPr>
-            <w:lang w:val="ru_RU" w:bidi="ru_RU"/>
-          </w:rPr>
-          <w:rPr>
-            <w:color w:val="0000EE"/>
-            <w:u w:val="single"/>
-          </w:rPr>
-          <w:t>19:37</w:t>
-        </w:r>
-      </w:hyperlink>
+      <w:r>
+        <w:rPr>
+          <w:lang w:val="ru_RU" w:bidi="ru_RU"/>
+        </w:rPr>
+        <w:t>19:37</w:t>
+      </w:r>
       <w:r>
         <w:rPr>
           <w:lang w:val="ru_RU" w:bidi="ru_RU"/>
         </w:rPr>
         <w:t xml:space="preserve">; </w:t>
       </w:r>
-      <w:hyperlink r:id="rId52">
-        <w:r>
-          <w:rPr>
-            <w:lang w:val="ru_RU" w:bidi="ru_RU"/>
-          </w:rPr>
-          <w:rPr>
-            <w:color w:val="0000EE"/>
-            <w:u w:val="single"/>
-          </w:rPr>
-          <w:t>23:29</w:t>
-        </w:r>
-      </w:hyperlink>
+      <w:r>
+        <w:rPr>
+          <w:lang w:val="ru_RU" w:bidi="ru_RU"/>
+        </w:rPr>
+        <w:t>23:29</w:t>
+      </w:r>
       <w:r>
         <w:rPr>
           <w:lang w:val="ru_RU" w:bidi="ru_RU"/>
         </w:rPr>
         <w:t xml:space="preserve">; </w:t>
       </w:r>
-      <w:hyperlink r:id="rId53">
-        <w:r>
-          <w:rPr>
-            <w:lang w:val="ru_RU" w:bidi="ru_RU"/>
-          </w:rPr>
-          <w:rPr>
-            <w:color w:val="0000EE"/>
-            <w:u w:val="single"/>
-          </w:rPr>
-          <w:t>25:25</w:t>
-        </w:r>
-      </w:hyperlink>
+      <w:r>
+        <w:rPr>
+          <w:lang w:val="ru_RU" w:bidi="ru_RU"/>
+        </w:rPr>
+        <w:t>25:25</w:t>
+      </w:r>
       <w:r>
         <w:rPr>
           <w:lang w:val="ru_RU" w:bidi="ru_RU"/>
         </w:rPr>
         <w:t xml:space="preserve">; </w:t>
       </w:r>
-      <w:hyperlink r:id="rId54">
-        <w:r>
-          <w:rPr>
-            <w:lang w:val="ru_RU" w:bidi="ru_RU"/>
-          </w:rPr>
-          <w:rPr>
-            <w:color w:val="0000EE"/>
-            <w:u w:val="single"/>
-          </w:rPr>
-          <w:t>26:32</w:t>
-        </w:r>
-      </w:hyperlink>
+      <w:r>
+        <w:rPr>
+          <w:lang w:val="ru_RU" w:bidi="ru_RU"/>
+        </w:rPr>
+        <w:t>26:32</w:t>
+      </w:r>
       <w:r>
         <w:rPr>
           <w:lang w:val="ru_RU" w:bidi="ru_RU"/>
@@ -1259,144 +983,96 @@
         </w:rPr>
         <w:t xml:space="preserve">Лука был спутником Павла (см. </w:t>
       </w:r>
-      <w:hyperlink r:id="rId55">
-        <w:r>
-          <w:rPr>
-            <w:lang w:val="ru_RU" w:bidi="ru_RU"/>
-          </w:rPr>
-          <w:rPr>
-            <w:color w:val="0000EE"/>
-            <w:u w:val="single"/>
-          </w:rPr>
-          <w:t>16:10</w:t>
-        </w:r>
-      </w:hyperlink>
+      <w:r>
+        <w:rPr>
+          <w:lang w:val="ru_RU" w:bidi="ru_RU"/>
+        </w:rPr>
+        <w:t>16:10</w:t>
+      </w:r>
       <w:r>
         <w:rPr>
           <w:lang w:val="ru_RU" w:bidi="ru_RU"/>
         </w:rPr>
         <w:t xml:space="preserve"> и примечание), и он был с апостолом в более поздние годы его жизни (</w:t>
       </w:r>
-      <w:hyperlink r:id="rId56">
-        <w:r>
-          <w:rPr>
-            <w:lang w:val="ru_RU" w:bidi="ru_RU"/>
-          </w:rPr>
-          <w:rPr>
-            <w:color w:val="0000EE"/>
-            <w:u w:val="single"/>
-          </w:rPr>
-          <w:t>2 Тим. 4:11</w:t>
-        </w:r>
-      </w:hyperlink>
+      <w:r>
+        <w:rPr>
+          <w:lang w:val="ru_RU" w:bidi="ru_RU"/>
+        </w:rPr>
+        <w:t>2 Тим. 4:11</w:t>
+      </w:r>
       <w:r>
         <w:rPr>
           <w:lang w:val="ru_RU" w:bidi="ru_RU"/>
         </w:rPr>
         <w:t xml:space="preserve">). Несколько текстов в Деяниях написаны от первого лица («мы»; </w:t>
       </w:r>
-      <w:hyperlink r:id="rId57">
-        <w:r>
-          <w:rPr>
-            <w:lang w:val="ru_RU" w:bidi="ru_RU"/>
-          </w:rPr>
-          <w:rPr>
-            <w:color w:val="0000EE"/>
-            <w:u w:val="single"/>
-          </w:rPr>
-          <w:t>16:10–18</w:t>
-        </w:r>
-      </w:hyperlink>
+      <w:r>
+        <w:rPr>
+          <w:lang w:val="ru_RU" w:bidi="ru_RU"/>
+        </w:rPr>
+        <w:t>16:10–18</w:t>
+      </w:r>
       <w:r>
         <w:rPr>
           <w:lang w:val="ru_RU" w:bidi="ru_RU"/>
         </w:rPr>
         <w:t xml:space="preserve">; </w:t>
       </w:r>
-      <w:hyperlink r:id="rId58">
-        <w:r>
-          <w:rPr>
-            <w:lang w:val="ru_RU" w:bidi="ru_RU"/>
-          </w:rPr>
-          <w:rPr>
-            <w:color w:val="0000EE"/>
-            <w:u w:val="single"/>
-          </w:rPr>
-          <w:t>20:5–15</w:t>
-        </w:r>
-      </w:hyperlink>
+      <w:r>
+        <w:rPr>
+          <w:lang w:val="ru_RU" w:bidi="ru_RU"/>
+        </w:rPr>
+        <w:t>20:5–15</w:t>
+      </w:r>
       <w:r>
         <w:rPr>
           <w:lang w:val="ru_RU" w:bidi="ru_RU"/>
         </w:rPr>
         <w:t xml:space="preserve">; </w:t>
       </w:r>
-      <w:hyperlink r:id="rId59">
-        <w:r>
-          <w:rPr>
-            <w:lang w:val="ru_RU" w:bidi="ru_RU"/>
-          </w:rPr>
-          <w:rPr>
-            <w:color w:val="0000EE"/>
-            <w:u w:val="single"/>
-          </w:rPr>
-          <w:t>21:1–18</w:t>
-        </w:r>
-      </w:hyperlink>
+      <w:r>
+        <w:rPr>
+          <w:lang w:val="ru_RU" w:bidi="ru_RU"/>
+        </w:rPr>
+        <w:t>21:1–18</w:t>
+      </w:r>
       <w:r>
         <w:rPr>
           <w:lang w:val="ru_RU" w:bidi="ru_RU"/>
         </w:rPr>
         <w:t xml:space="preserve">; </w:t>
       </w:r>
-      <w:hyperlink r:id="rId60">
-        <w:r>
-          <w:rPr>
-            <w:lang w:val="ru_RU" w:bidi="ru_RU"/>
-          </w:rPr>
-          <w:rPr>
-            <w:color w:val="0000EE"/>
-            <w:u w:val="single"/>
-          </w:rPr>
-          <w:t>27:1–28:16</w:t>
-        </w:r>
-      </w:hyperlink>
+      <w:r>
+        <w:rPr>
+          <w:lang w:val="ru_RU" w:bidi="ru_RU"/>
+        </w:rPr>
+        <w:t>27:1–28:16</w:t>
+      </w:r>
       <w:r>
         <w:rPr>
           <w:lang w:val="ru_RU" w:bidi="ru_RU"/>
         </w:rPr>
         <w:t>), что позволяет предположить, что Лука был с Павлом во время описанных периодов его путешествий. В Послании к Колоссянам Лука упоминается как «врач возлюбленный», как один из нескольких неевреев, работавших с Павлом (</w:t>
       </w:r>
-      <w:hyperlink r:id="rId61">
-        <w:r>
-          <w:rPr>
-            <w:lang w:val="ru_RU" w:bidi="ru_RU"/>
-          </w:rPr>
-          <w:rPr>
-            <w:color w:val="0000EE"/>
-            <w:u w:val="single"/>
-          </w:rPr>
-          <w:t>Кол. 4:11–14</w:t>
-        </w:r>
-      </w:hyperlink>
+      <w:r>
+        <w:rPr>
+          <w:lang w:val="ru_RU" w:bidi="ru_RU"/>
+        </w:rPr>
+        <w:t>Кол. 4:11–14</w:t>
+      </w:r>
       <w:r>
         <w:rPr>
           <w:lang w:val="ru_RU" w:bidi="ru_RU"/>
         </w:rPr>
         <w:t xml:space="preserve">; см. также </w:t>
       </w:r>
-      <w:hyperlink r:id="rId62">
-        <w:r>
-          <w:rPr>
-            <w:lang w:val="ru_RU" w:bidi="ru_RU"/>
-          </w:rPr>
-          <w:rPr>
-            <w:color w:val="0000EE"/>
-            <w:u w:val="single"/>
-          </w:rPr>
-          <w:t>Флм. 1:24</w:t>
-        </w:r>
-      </w:hyperlink>
+      <w:r>
+        <w:rPr>
+          <w:lang w:val="ru_RU" w:bidi="ru_RU"/>
+        </w:rPr>
+        <w:t>Флм. 1:24</w:t>
+      </w:r>
       <w:r>
         <w:rPr>
           <w:lang w:val="ru_RU" w:bidi="ru_RU"/>
@@ -1431,18 +1107,12 @@
         </w:rPr>
         <w:t>Будучи ответственным историком, Лука использовал разумные исторические методы и подробно описал свои процедуры, демонстрируя стремление написать точное и упорядоченное повествование о том, как зародилось христианство (</w:t>
       </w:r>
-      <w:hyperlink r:id="rId63">
-        <w:r>
-          <w:rPr>
-            <w:lang w:val="ru_RU" w:bidi="ru_RU"/>
-          </w:rPr>
-          <w:rPr>
-            <w:color w:val="0000EE"/>
-            <w:u w:val="single"/>
-          </w:rPr>
-          <w:t>Лк. 1:1–4</w:t>
-        </w:r>
-      </w:hyperlink>
+      <w:r>
+        <w:rPr>
+          <w:lang w:val="ru_RU" w:bidi="ru_RU"/>
+        </w:rPr>
+        <w:t>Лк. 1:1–4</w:t>
+      </w:r>
       <w:r>
         <w:rPr>
           <w:lang w:val="ru_RU" w:bidi="ru_RU"/>
@@ -1488,54 +1158,36 @@
         </w:rPr>
         <w:t xml:space="preserve">Книга Деяний обычно датируется временем между началом 60-х гг. от Р.Х. и концом предполагаемого периода жизни соратников и спутников Павла (середина 80-х гг. от Р.Х.). Многие ученые отдают предпочтение дате после 70 г. от Р.Х., утверждая, что Лука использовал Марка в качестве одного из своих источников (предполагая, что Евангелие от Марка было написано в конце 60-х гг.). Однако в Деяниях ничего не говорится о результатах суда над Павлом (приблизительно 62 г. от Р.Х.); о смерти Иакова, брата Господа (начало 60-х гг. от Р.Х.); о преследовании христиан Нероном после пожара в Риме в 64 году от Р.Х.; о смерти Петра и Павла (приблизительно 64–65 гг. от Р.Х.) и Нерона (68 г. от Р.Х.); об иудейском восстании (66 г. от Р.Х.); или о разрушении Иерусалима (70 г. от Р.Х.). Книга Деяний заканчивается пребыванием Павла под домашним арестом (60–62 гг. от Р.Х.). Таким образом, можно утверждать, что Лука написал Деяния до 64 года от Р.Х. Те, кто датирует книгу Деяний после 70 года от Р.Х., утверждают, что Лука опускает эти события, потому что в их упоминании не было необходимости в контексте описываемой истории (см. </w:t>
       </w:r>
-      <w:hyperlink r:id="rId20">
-        <w:r>
-          <w:rPr>
-            <w:lang w:val="ru_RU" w:bidi="ru_RU"/>
-          </w:rPr>
-          <w:rPr>
-            <w:color w:val="0000EE"/>
-            <w:u w:val="single"/>
-          </w:rPr>
-          <w:t>Деян. 1:8</w:t>
-        </w:r>
-      </w:hyperlink>
+      <w:r>
+        <w:rPr>
+          <w:lang w:val="ru_RU" w:bidi="ru_RU"/>
+        </w:rPr>
+        <w:t>Деян. 1:8</w:t>
+      </w:r>
       <w:r>
         <w:rPr>
           <w:lang w:val="ru_RU" w:bidi="ru_RU"/>
         </w:rPr>
         <w:t xml:space="preserve">; </w:t>
       </w:r>
-      <w:hyperlink r:id="rId29">
-        <w:r>
-          <w:rPr>
-            <w:lang w:val="ru_RU" w:bidi="ru_RU"/>
-          </w:rPr>
-          <w:rPr>
-            <w:color w:val="0000EE"/>
-            <w:u w:val="single"/>
-          </w:rPr>
-          <w:t>9:15</w:t>
-        </w:r>
-      </w:hyperlink>
+      <w:r>
+        <w:rPr>
+          <w:lang w:val="ru_RU" w:bidi="ru_RU"/>
+        </w:rPr>
+        <w:t>9:15</w:t>
+      </w:r>
       <w:r>
         <w:rPr>
           <w:lang w:val="ru_RU" w:bidi="ru_RU"/>
         </w:rPr>
         <w:t xml:space="preserve">; </w:t>
       </w:r>
-      <w:hyperlink r:id="rId23">
-        <w:r>
-          <w:rPr>
-            <w:lang w:val="ru_RU" w:bidi="ru_RU"/>
-          </w:rPr>
-          <w:rPr>
-            <w:color w:val="0000EE"/>
-            <w:u w:val="single"/>
-          </w:rPr>
-          <w:t>28:31</w:t>
-        </w:r>
-      </w:hyperlink>
+      <w:r>
+        <w:rPr>
+          <w:lang w:val="ru_RU" w:bidi="ru_RU"/>
+        </w:rPr>
+        <w:t>28:31</w:t>
+      </w:r>
       <w:r>
         <w:rPr>
           <w:lang w:val="ru_RU" w:bidi="ru_RU"/>
@@ -1567,180 +1219,120 @@
         </w:rPr>
         <w:t xml:space="preserve">Книга Деяний – это второй том двухтомного труда (см. </w:t>
       </w:r>
-      <w:hyperlink r:id="rId63">
-        <w:r>
-          <w:rPr>
-            <w:lang w:val="ru_RU" w:bidi="ru_RU"/>
-          </w:rPr>
-          <w:rPr>
-            <w:color w:val="0000EE"/>
-            <w:u w:val="single"/>
-          </w:rPr>
-          <w:t>Лк. 1:1–4</w:t>
-        </w:r>
-      </w:hyperlink>
+      <w:r>
+        <w:rPr>
+          <w:lang w:val="ru_RU" w:bidi="ru_RU"/>
+        </w:rPr>
+        <w:t>Лк. 1:1–4</w:t>
+      </w:r>
       <w:r>
         <w:rPr>
           <w:lang w:val="ru_RU" w:bidi="ru_RU"/>
         </w:rPr>
         <w:t xml:space="preserve">; </w:t>
       </w:r>
-      <w:hyperlink r:id="rId64">
-        <w:r>
-          <w:rPr>
-            <w:lang w:val="ru_RU" w:bidi="ru_RU"/>
-          </w:rPr>
-          <w:rPr>
-            <w:color w:val="0000EE"/>
-            <w:u w:val="single"/>
-          </w:rPr>
-          <w:t>Деян. 1:1–2</w:t>
-        </w:r>
-      </w:hyperlink>
+      <w:r>
+        <w:rPr>
+          <w:lang w:val="ru_RU" w:bidi="ru_RU"/>
+        </w:rPr>
+        <w:t>Деян. 1:1–2</w:t>
+      </w:r>
       <w:r>
         <w:rPr>
           <w:lang w:val="ru_RU" w:bidi="ru_RU"/>
         </w:rPr>
         <w:t>). Лука написал Евангелие и книгу Деяний для Феофила (</w:t>
       </w:r>
-      <w:hyperlink r:id="rId65">
-        <w:r>
-          <w:rPr>
-            <w:lang w:val="ru_RU" w:bidi="ru_RU"/>
-          </w:rPr>
-          <w:rPr>
-            <w:color w:val="0000EE"/>
-            <w:u w:val="single"/>
-          </w:rPr>
-          <w:t>Лк. 1:3</w:t>
-        </w:r>
-      </w:hyperlink>
+      <w:r>
+        <w:rPr>
+          <w:lang w:val="ru_RU" w:bidi="ru_RU"/>
+        </w:rPr>
+        <w:t>Лк. 1:3</w:t>
+      </w:r>
       <w:r>
         <w:rPr>
           <w:lang w:val="ru_RU" w:bidi="ru_RU"/>
         </w:rPr>
         <w:t xml:space="preserve">; </w:t>
       </w:r>
-      <w:hyperlink r:id="rId66">
-        <w:r>
-          <w:rPr>
-            <w:lang w:val="ru_RU" w:bidi="ru_RU"/>
-          </w:rPr>
-          <w:rPr>
-            <w:color w:val="0000EE"/>
-            <w:u w:val="single"/>
-          </w:rPr>
-          <w:t>Деян. 1:1</w:t>
-        </w:r>
-      </w:hyperlink>
+      <w:r>
+        <w:rPr>
+          <w:lang w:val="ru_RU" w:bidi="ru_RU"/>
+        </w:rPr>
+        <w:t>Деян. 1:1</w:t>
+      </w:r>
       <w:r>
         <w:rPr>
           <w:lang w:val="ru_RU" w:bidi="ru_RU"/>
         </w:rPr>
         <w:t>), чье имя означает «тот, кто любит Бога». Феофил назван «достопочтенным» (</w:t>
       </w:r>
-      <w:hyperlink r:id="rId65">
-        <w:r>
-          <w:rPr>
-            <w:lang w:val="ru_RU" w:bidi="ru_RU"/>
-          </w:rPr>
-          <w:rPr>
-            <w:color w:val="0000EE"/>
-            <w:u w:val="single"/>
-          </w:rPr>
-          <w:t>Лк. 1:3</w:t>
-        </w:r>
-      </w:hyperlink>
+      <w:r>
+        <w:rPr>
+          <w:lang w:val="ru_RU" w:bidi="ru_RU"/>
+        </w:rPr>
+        <w:t>Лк. 1:3</w:t>
+      </w:r>
       <w:r>
         <w:rPr>
           <w:lang w:val="ru_RU" w:bidi="ru_RU"/>
         </w:rPr>
         <w:t>), в других местах так именуются римские наместники, например, Феликс и Фест (</w:t>
       </w:r>
-      <w:hyperlink r:id="rId67">
-        <w:r>
-          <w:rPr>
-            <w:lang w:val="ru_RU" w:bidi="ru_RU"/>
-          </w:rPr>
-          <w:rPr>
-            <w:color w:val="0000EE"/>
-            <w:u w:val="single"/>
-          </w:rPr>
-          <w:t>23:26</w:t>
-        </w:r>
-      </w:hyperlink>
+      <w:r>
+        <w:rPr>
+          <w:lang w:val="ru_RU" w:bidi="ru_RU"/>
+        </w:rPr>
+        <w:t>23:26</w:t>
+      </w:r>
       <w:r>
         <w:rPr>
           <w:lang w:val="ru_RU" w:bidi="ru_RU"/>
         </w:rPr>
         <w:t xml:space="preserve">; </w:t>
       </w:r>
-      <w:hyperlink r:id="rId68">
-        <w:r>
-          <w:rPr>
-            <w:lang w:val="ru_RU" w:bidi="ru_RU"/>
-          </w:rPr>
-          <w:rPr>
-            <w:color w:val="0000EE"/>
-            <w:u w:val="single"/>
-          </w:rPr>
-          <w:t>24:2–3</w:t>
-        </w:r>
-      </w:hyperlink>
+      <w:r>
+        <w:rPr>
+          <w:lang w:val="ru_RU" w:bidi="ru_RU"/>
+        </w:rPr>
+        <w:t>24:2–3</w:t>
+      </w:r>
       <w:r>
         <w:rPr>
           <w:lang w:val="ru_RU" w:bidi="ru_RU"/>
         </w:rPr>
         <w:t xml:space="preserve">; </w:t>
       </w:r>
-      <w:hyperlink r:id="rId69">
-        <w:r>
-          <w:rPr>
-            <w:lang w:val="ru_RU" w:bidi="ru_RU"/>
-          </w:rPr>
-          <w:rPr>
-            <w:color w:val="0000EE"/>
-            <w:u w:val="single"/>
-          </w:rPr>
-          <w:t>26:25</w:t>
-        </w:r>
-      </w:hyperlink>
+      <w:r>
+        <w:rPr>
+          <w:lang w:val="ru_RU" w:bidi="ru_RU"/>
+        </w:rPr>
+        <w:t>26:25</w:t>
+      </w:r>
       <w:r>
         <w:rPr>
           <w:lang w:val="ru_RU" w:bidi="ru_RU"/>
         </w:rPr>
         <w:t>). Феофил, возможно, был покровителем и благодетелем Луки. Он был язычником, получившим христианское наставление (</w:t>
       </w:r>
-      <w:hyperlink r:id="rId70">
-        <w:r>
-          <w:rPr>
-            <w:lang w:val="ru_RU" w:bidi="ru_RU"/>
-          </w:rPr>
-          <w:rPr>
-            <w:color w:val="0000EE"/>
-            <w:u w:val="single"/>
-          </w:rPr>
-          <w:t>Лк. 1:4</w:t>
-        </w:r>
-      </w:hyperlink>
+      <w:r>
+        <w:rPr>
+          <w:lang w:val="ru_RU" w:bidi="ru_RU"/>
+        </w:rPr>
+        <w:t>Лк. 1:4</w:t>
+      </w:r>
       <w:r>
         <w:rPr>
           <w:lang w:val="ru_RU" w:bidi="ru_RU"/>
         </w:rPr>
         <w:t>). Лука хотел, чтобы он и другие люди имели точное представление о христианской вере и ее распространении в Средиземноморье, чтобы они имели «твердое основание» относительно христианства (</w:t>
       </w:r>
-      <w:hyperlink r:id="rId70">
-        <w:r>
-          <w:rPr>
-            <w:lang w:val="ru_RU" w:bidi="ru_RU"/>
-          </w:rPr>
-          <w:rPr>
-            <w:color w:val="0000EE"/>
-            <w:u w:val="single"/>
-          </w:rPr>
-          <w:t>Лк. 1:4</w:t>
-        </w:r>
-      </w:hyperlink>
+      <w:r>
+        <w:rPr>
+          <w:lang w:val="ru_RU" w:bidi="ru_RU"/>
+        </w:rPr>
+        <w:t>Лк. 1:4</w:t>
+      </w:r>
       <w:r>
         <w:rPr>
           <w:lang w:val="ru_RU" w:bidi="ru_RU"/>
@@ -1772,126 +1364,84 @@
         </w:rPr>
         <w:t xml:space="preserve">Материал книги Деяний представлен тщательно и точно (например, </w:t>
       </w:r>
-      <w:hyperlink r:id="rId71">
-        <w:r>
-          <w:rPr>
-            <w:lang w:val="ru_RU" w:bidi="ru_RU"/>
-          </w:rPr>
-          <w:rPr>
-            <w:color w:val="0000EE"/>
-            <w:u w:val="single"/>
-          </w:rPr>
-          <w:t>11:28</w:t>
-        </w:r>
-      </w:hyperlink>
+      <w:r>
+        <w:rPr>
+          <w:lang w:val="ru_RU" w:bidi="ru_RU"/>
+        </w:rPr>
+        <w:t>11:28</w:t>
+      </w:r>
       <w:r>
         <w:rPr>
           <w:lang w:val="ru_RU" w:bidi="ru_RU"/>
         </w:rPr>
         <w:t xml:space="preserve">; </w:t>
       </w:r>
-      <w:hyperlink r:id="rId72">
-        <w:r>
-          <w:rPr>
-            <w:lang w:val="ru_RU" w:bidi="ru_RU"/>
-          </w:rPr>
-          <w:rPr>
-            <w:color w:val="0000EE"/>
-            <w:u w:val="single"/>
-          </w:rPr>
-          <w:t>18:2</w:t>
-        </w:r>
-      </w:hyperlink>
+      <w:r>
+        <w:rPr>
+          <w:lang w:val="ru_RU" w:bidi="ru_RU"/>
+        </w:rPr>
+        <w:t>18:2</w:t>
+      </w:r>
       <w:r>
         <w:rPr>
           <w:lang w:val="ru_RU" w:bidi="ru_RU"/>
         </w:rPr>
         <w:t xml:space="preserve">), и точность этой информации часто подтверждается археологией, географией и сопутствующими исследованиями. Лука соединил историческую точность и детали с даром ясных и драматичных описаний (например, </w:t>
       </w:r>
-      <w:hyperlink r:id="rId73">
-        <w:r>
-          <w:rPr>
-            <w:lang w:val="ru_RU" w:bidi="ru_RU"/>
-          </w:rPr>
-          <w:rPr>
-            <w:color w:val="0000EE"/>
-            <w:u w:val="single"/>
-          </w:rPr>
-          <w:t>5:17–32</w:t>
-        </w:r>
-      </w:hyperlink>
+      <w:r>
+        <w:rPr>
+          <w:lang w:val="ru_RU" w:bidi="ru_RU"/>
+        </w:rPr>
+        <w:t>5:17–32</w:t>
+      </w:r>
       <w:r>
         <w:rPr>
           <w:lang w:val="ru_RU" w:bidi="ru_RU"/>
         </w:rPr>
         <w:t xml:space="preserve">; </w:t>
       </w:r>
-      <w:hyperlink r:id="rId74">
-        <w:r>
-          <w:rPr>
-            <w:lang w:val="ru_RU" w:bidi="ru_RU"/>
-          </w:rPr>
-          <w:rPr>
-            <w:color w:val="0000EE"/>
-            <w:u w:val="single"/>
-          </w:rPr>
-          <w:t>12:1–17</w:t>
-        </w:r>
-      </w:hyperlink>
+      <w:r>
+        <w:rPr>
+          <w:lang w:val="ru_RU" w:bidi="ru_RU"/>
+        </w:rPr>
+        <w:t>12:1–17</w:t>
+      </w:r>
       <w:r>
         <w:rPr>
           <w:lang w:val="ru_RU" w:bidi="ru_RU"/>
         </w:rPr>
         <w:t xml:space="preserve">; </w:t>
       </w:r>
-      <w:hyperlink r:id="rId75">
-        <w:r>
-          <w:rPr>
-            <w:lang w:val="ru_RU" w:bidi="ru_RU"/>
-          </w:rPr>
-          <w:rPr>
-            <w:color w:val="0000EE"/>
-            <w:u w:val="single"/>
-          </w:rPr>
-          <w:t>14:8–20</w:t>
-        </w:r>
-      </w:hyperlink>
+      <w:r>
+        <w:rPr>
+          <w:lang w:val="ru_RU" w:bidi="ru_RU"/>
+        </w:rPr>
+        <w:t>14:8–20</w:t>
+      </w:r>
       <w:r>
         <w:rPr>
           <w:lang w:val="ru_RU" w:bidi="ru_RU"/>
         </w:rPr>
         <w:t xml:space="preserve">; </w:t>
       </w:r>
-      <w:hyperlink r:id="rId76">
-        <w:r>
-          <w:rPr>
-            <w:lang w:val="ru_RU" w:bidi="ru_RU"/>
-          </w:rPr>
-          <w:rPr>
-            <w:color w:val="0000EE"/>
-            <w:u w:val="single"/>
-          </w:rPr>
-          <w:t>16:11–40</w:t>
-        </w:r>
-      </w:hyperlink>
+      <w:r>
+        <w:rPr>
+          <w:lang w:val="ru_RU" w:bidi="ru_RU"/>
+        </w:rPr>
+        <w:t>16:11–40</w:t>
+      </w:r>
       <w:r>
         <w:rPr>
           <w:lang w:val="ru_RU" w:bidi="ru_RU"/>
         </w:rPr>
         <w:t xml:space="preserve">; </w:t>
       </w:r>
-      <w:hyperlink r:id="rId77">
-        <w:r>
-          <w:rPr>
-            <w:lang w:val="ru_RU" w:bidi="ru_RU"/>
-          </w:rPr>
-          <w:rPr>
-            <w:color w:val="0000EE"/>
-            <w:u w:val="single"/>
-          </w:rPr>
-          <w:t>27:1–44</w:t>
-        </w:r>
-      </w:hyperlink>
+      <w:r>
+        <w:rPr>
+          <w:lang w:val="ru_RU" w:bidi="ru_RU"/>
+        </w:rPr>
+        <w:t>27:1–44</w:t>
+      </w:r>
       <w:r>
         <w:rPr>
           <w:lang w:val="ru_RU" w:bidi="ru_RU"/>
@@ -1912,108 +1462,72 @@
         </w:rPr>
         <w:t>Книга Деяний пронизана сильными проповедями Петра, Стефана, Иакова и Павла (</w:t>
       </w:r>
-      <w:hyperlink r:id="rId78">
-        <w:r>
-          <w:rPr>
-            <w:lang w:val="ru_RU" w:bidi="ru_RU"/>
-          </w:rPr>
-          <w:rPr>
-            <w:color w:val="0000EE"/>
-            <w:u w:val="single"/>
-          </w:rPr>
-          <w:t>2:14–40</w:t>
-        </w:r>
-      </w:hyperlink>
+      <w:r>
+        <w:rPr>
+          <w:lang w:val="ru_RU" w:bidi="ru_RU"/>
+        </w:rPr>
+        <w:t>2:14–40</w:t>
+      </w:r>
       <w:r>
         <w:rPr>
           <w:lang w:val="ru_RU" w:bidi="ru_RU"/>
         </w:rPr>
         <w:t xml:space="preserve">; </w:t>
       </w:r>
-      <w:hyperlink r:id="rId47">
-        <w:r>
-          <w:rPr>
-            <w:lang w:val="ru_RU" w:bidi="ru_RU"/>
-          </w:rPr>
-          <w:rPr>
-            <w:color w:val="0000EE"/>
-            <w:u w:val="single"/>
-          </w:rPr>
-          <w:t>7:2–53</w:t>
-        </w:r>
-      </w:hyperlink>
+      <w:r>
+        <w:rPr>
+          <w:lang w:val="ru_RU" w:bidi="ru_RU"/>
+        </w:rPr>
+        <w:t>7:2–53</w:t>
+      </w:r>
       <w:r>
         <w:rPr>
           <w:lang w:val="ru_RU" w:bidi="ru_RU"/>
         </w:rPr>
         <w:t xml:space="preserve">; </w:t>
       </w:r>
-      <w:hyperlink r:id="rId79">
-        <w:r>
-          <w:rPr>
-            <w:lang w:val="ru_RU" w:bidi="ru_RU"/>
-          </w:rPr>
-          <w:rPr>
-            <w:color w:val="0000EE"/>
-            <w:u w:val="single"/>
-          </w:rPr>
-          <w:t>15:13–21</w:t>
-        </w:r>
-      </w:hyperlink>
+      <w:r>
+        <w:rPr>
+          <w:lang w:val="ru_RU" w:bidi="ru_RU"/>
+        </w:rPr>
+        <w:t>15:13–21</w:t>
+      </w:r>
       <w:r>
         <w:rPr>
           <w:lang w:val="ru_RU" w:bidi="ru_RU"/>
         </w:rPr>
         <w:t xml:space="preserve">; </w:t>
       </w:r>
-      <w:hyperlink r:id="rId80">
-        <w:r>
-          <w:rPr>
-            <w:lang w:val="ru_RU" w:bidi="ru_RU"/>
-          </w:rPr>
-          <w:rPr>
-            <w:color w:val="0000EE"/>
-            <w:u w:val="single"/>
-          </w:rPr>
-          <w:t>22:3–21</w:t>
-        </w:r>
-      </w:hyperlink>
+      <w:r>
+        <w:rPr>
+          <w:lang w:val="ru_RU" w:bidi="ru_RU"/>
+        </w:rPr>
+        <w:t>22:3–21</w:t>
+      </w:r>
       <w:r>
         <w:rPr>
           <w:lang w:val="ru_RU" w:bidi="ru_RU"/>
         </w:rPr>
         <w:t>). Различные литературные стили в Деяниях удивительным образом соответствуют культурной среде. Проповедь Петра в день Пятидесятницы имеет ярко выраженный иудейский характер (</w:t>
       </w:r>
-      <w:hyperlink r:id="rId78">
-        <w:r>
-          <w:rPr>
-            <w:lang w:val="ru_RU" w:bidi="ru_RU"/>
-          </w:rPr>
-          <w:rPr>
-            <w:color w:val="0000EE"/>
-            <w:u w:val="single"/>
-          </w:rPr>
-          <w:t>2:14–40</w:t>
-        </w:r>
-      </w:hyperlink>
+      <w:r>
+        <w:rPr>
+          <w:lang w:val="ru_RU" w:bidi="ru_RU"/>
+        </w:rPr>
+        <w:t>2:14–40</w:t>
+      </w:r>
       <w:r>
         <w:rPr>
           <w:lang w:val="ru_RU" w:bidi="ru_RU"/>
         </w:rPr>
         <w:t>), тогда как в проповеди Павла перед греческими философами в Афинах использованы методы греческого ораторского искусства (</w:t>
       </w:r>
-      <w:hyperlink r:id="rId81">
-        <w:r>
-          <w:rPr>
-            <w:lang w:val="ru_RU" w:bidi="ru_RU"/>
-          </w:rPr>
-          <w:rPr>
-            <w:color w:val="0000EE"/>
-            <w:u w:val="single"/>
-          </w:rPr>
-          <w:t>17:22–31</w:t>
-        </w:r>
-      </w:hyperlink>
+      <w:r>
+        <w:rPr>
+          <w:lang w:val="ru_RU" w:bidi="ru_RU"/>
+        </w:rPr>
+        <w:t>17:22–31</w:t>
+      </w:r>
       <w:r>
         <w:rPr>
           <w:lang w:val="ru_RU" w:bidi="ru_RU"/>
@@ -2045,450 +1559,300 @@
         </w:rPr>
         <w:t>Книга Деяний показывает, что христианская вера действительно служит исполнением Божьих обетований, данных в еврейских Писаниях (</w:t>
       </w:r>
-      <w:hyperlink r:id="rId82">
-        <w:r>
-          <w:rPr>
-            <w:lang w:val="ru_RU" w:bidi="ru_RU"/>
-          </w:rPr>
-          <w:rPr>
-            <w:color w:val="0000EE"/>
-            <w:u w:val="single"/>
-          </w:rPr>
-          <w:t>2:16–36</w:t>
-        </w:r>
-      </w:hyperlink>
+      <w:r>
+        <w:rPr>
+          <w:lang w:val="ru_RU" w:bidi="ru_RU"/>
+        </w:rPr>
+        <w:t>2:16–36</w:t>
+      </w:r>
       <w:r>
         <w:rPr>
           <w:lang w:val="ru_RU" w:bidi="ru_RU"/>
         </w:rPr>
         <w:t xml:space="preserve">; </w:t>
       </w:r>
-      <w:hyperlink r:id="rId83">
-        <w:r>
-          <w:rPr>
-            <w:lang w:val="ru_RU" w:bidi="ru_RU"/>
-          </w:rPr>
-          <w:rPr>
-            <w:color w:val="0000EE"/>
-            <w:u w:val="single"/>
-          </w:rPr>
-          <w:t>4:11–12</w:t>
-        </w:r>
-      </w:hyperlink>
+      <w:r>
+        <w:rPr>
+          <w:lang w:val="ru_RU" w:bidi="ru_RU"/>
+        </w:rPr>
+        <w:t>4:11–12</w:t>
+      </w:r>
       <w:r>
         <w:rPr>
           <w:lang w:val="ru_RU" w:bidi="ru_RU"/>
         </w:rPr>
         <w:t xml:space="preserve">; </w:t>
       </w:r>
-      <w:hyperlink r:id="rId84">
-        <w:r>
-          <w:rPr>
-            <w:lang w:val="ru_RU" w:bidi="ru_RU"/>
-          </w:rPr>
-          <w:rPr>
-            <w:color w:val="0000EE"/>
-            <w:u w:val="single"/>
-          </w:rPr>
-          <w:t>10:42–43</w:t>
-        </w:r>
-      </w:hyperlink>
+      <w:r>
+        <w:rPr>
+          <w:lang w:val="ru_RU" w:bidi="ru_RU"/>
+        </w:rPr>
+        <w:t>10:42–43</w:t>
+      </w:r>
       <w:r>
         <w:rPr>
           <w:lang w:val="ru_RU" w:bidi="ru_RU"/>
         </w:rPr>
         <w:t xml:space="preserve">; </w:t>
       </w:r>
-      <w:hyperlink r:id="rId85">
-        <w:r>
-          <w:rPr>
-            <w:lang w:val="ru_RU" w:bidi="ru_RU"/>
-          </w:rPr>
-          <w:rPr>
-            <w:color w:val="0000EE"/>
-            <w:u w:val="single"/>
-          </w:rPr>
-          <w:t>13:16–41</w:t>
-        </w:r>
-      </w:hyperlink>
+      <w:r>
+        <w:rPr>
+          <w:lang w:val="ru_RU" w:bidi="ru_RU"/>
+        </w:rPr>
+        <w:t>13:16–41</w:t>
+      </w:r>
       <w:r>
         <w:rPr>
           <w:lang w:val="ru_RU" w:bidi="ru_RU"/>
         </w:rPr>
         <w:t xml:space="preserve">; </w:t>
       </w:r>
-      <w:hyperlink r:id="rId86">
-        <w:r>
-          <w:rPr>
-            <w:lang w:val="ru_RU" w:bidi="ru_RU"/>
-          </w:rPr>
-          <w:rPr>
-            <w:color w:val="0000EE"/>
-            <w:u w:val="single"/>
-          </w:rPr>
-          <w:t>17:30–31</w:t>
-        </w:r>
-      </w:hyperlink>
+      <w:r>
+        <w:rPr>
+          <w:lang w:val="ru_RU" w:bidi="ru_RU"/>
+        </w:rPr>
+        <w:t>17:30–31</w:t>
+      </w:r>
       <w:r>
         <w:rPr>
           <w:lang w:val="ru_RU" w:bidi="ru_RU"/>
         </w:rPr>
         <w:t xml:space="preserve">; см. </w:t>
       </w:r>
-      <w:hyperlink r:id="rId87">
-        <w:r>
-          <w:rPr>
-            <w:lang w:val="ru_RU" w:bidi="ru_RU"/>
-          </w:rPr>
-          <w:rPr>
-            <w:color w:val="0000EE"/>
-            <w:u w:val="single"/>
-          </w:rPr>
-          <w:t>Лк. 24:25–27</w:t>
-        </w:r>
-      </w:hyperlink>
+      <w:r>
+        <w:rPr>
+          <w:lang w:val="ru_RU" w:bidi="ru_RU"/>
+        </w:rPr>
+        <w:t>Лк. 24:25–27</w:t>
+      </w:r>
       <w:r>
         <w:rPr>
           <w:lang w:val="ru_RU" w:bidi="ru_RU"/>
         </w:rPr>
         <w:t xml:space="preserve">, </w:t>
       </w:r>
-      <w:hyperlink r:id="rId88">
-        <w:r>
-          <w:rPr>
-            <w:lang w:val="ru_RU" w:bidi="ru_RU"/>
-          </w:rPr>
-          <w:rPr>
-            <w:color w:val="0000EE"/>
-            <w:u w:val="single"/>
-          </w:rPr>
-          <w:t>44–47</w:t>
-        </w:r>
-      </w:hyperlink>
+      <w:r>
+        <w:rPr>
+          <w:lang w:val="ru_RU" w:bidi="ru_RU"/>
+        </w:rPr>
+        <w:t>44–47</w:t>
+      </w:r>
       <w:r>
         <w:rPr>
           <w:lang w:val="ru_RU" w:bidi="ru_RU"/>
         </w:rPr>
         <w:t>). Книга также показывает, что Христос принес спасение (</w:t>
       </w:r>
-      <w:hyperlink r:id="rId89">
-        <w:r>
-          <w:rPr>
-            <w:lang w:val="ru_RU" w:bidi="ru_RU"/>
-          </w:rPr>
-          <w:rPr>
-            <w:color w:val="0000EE"/>
-            <w:u w:val="single"/>
-          </w:rPr>
-          <w:t>8:35</w:t>
-        </w:r>
-      </w:hyperlink>
+      <w:r>
+        <w:rPr>
+          <w:lang w:val="ru_RU" w:bidi="ru_RU"/>
+        </w:rPr>
+        <w:t>8:35</w:t>
+      </w:r>
       <w:r>
         <w:rPr>
           <w:lang w:val="ru_RU" w:bidi="ru_RU"/>
         </w:rPr>
         <w:t xml:space="preserve">; </w:t>
       </w:r>
-      <w:hyperlink r:id="rId90">
-        <w:r>
-          <w:rPr>
-            <w:lang w:val="ru_RU" w:bidi="ru_RU"/>
-          </w:rPr>
-          <w:rPr>
-            <w:color w:val="0000EE"/>
-            <w:u w:val="single"/>
-          </w:rPr>
-          <w:t>10:36</w:t>
-        </w:r>
-      </w:hyperlink>
+      <w:r>
+        <w:rPr>
+          <w:lang w:val="ru_RU" w:bidi="ru_RU"/>
+        </w:rPr>
+        <w:t>10:36</w:t>
+      </w:r>
       <w:r>
         <w:rPr>
           <w:lang w:val="ru_RU" w:bidi="ru_RU"/>
         </w:rPr>
         <w:t xml:space="preserve">; </w:t>
       </w:r>
-      <w:hyperlink r:id="rId91">
-        <w:r>
-          <w:rPr>
-            <w:lang w:val="ru_RU" w:bidi="ru_RU"/>
-          </w:rPr>
-          <w:rPr>
-            <w:color w:val="0000EE"/>
-            <w:u w:val="single"/>
-          </w:rPr>
-          <w:t>16:17</w:t>
-        </w:r>
-      </w:hyperlink>
+      <w:r>
+        <w:rPr>
+          <w:lang w:val="ru_RU" w:bidi="ru_RU"/>
+        </w:rPr>
+        <w:t>16:17</w:t>
+      </w:r>
       <w:r>
         <w:rPr>
           <w:lang w:val="ru_RU" w:bidi="ru_RU"/>
         </w:rPr>
         <w:t xml:space="preserve">, </w:t>
       </w:r>
-      <w:hyperlink r:id="rId15">
-        <w:r>
-          <w:rPr>
-            <w:lang w:val="ru_RU" w:bidi="ru_RU"/>
-          </w:rPr>
-          <w:rPr>
-            <w:color w:val="0000EE"/>
-            <w:u w:val="single"/>
-          </w:rPr>
-          <w:t>30–31</w:t>
-        </w:r>
-      </w:hyperlink>
+      <w:r>
+        <w:rPr>
+          <w:lang w:val="ru_RU" w:bidi="ru_RU"/>
+        </w:rPr>
+        <w:t>30–31</w:t>
+      </w:r>
       <w:r>
         <w:rPr>
           <w:lang w:val="ru_RU" w:bidi="ru_RU"/>
         </w:rPr>
         <w:t>), что молитва способствует расширению Божьего Царства (</w:t>
       </w:r>
-      <w:hyperlink r:id="rId92">
-        <w:r>
-          <w:rPr>
-            <w:lang w:val="ru_RU" w:bidi="ru_RU"/>
-          </w:rPr>
-          <w:rPr>
-            <w:color w:val="0000EE"/>
-            <w:u w:val="single"/>
-          </w:rPr>
-          <w:t>1:12–15</w:t>
-        </w:r>
-      </w:hyperlink>
+      <w:r>
+        <w:rPr>
+          <w:lang w:val="ru_RU" w:bidi="ru_RU"/>
+        </w:rPr>
+        <w:t>1:12–15</w:t>
+      </w:r>
       <w:r>
         <w:rPr>
           <w:lang w:val="ru_RU" w:bidi="ru_RU"/>
         </w:rPr>
         <w:t xml:space="preserve">; </w:t>
       </w:r>
-      <w:hyperlink r:id="rId93">
-        <w:r>
-          <w:rPr>
-            <w:lang w:val="ru_RU" w:bidi="ru_RU"/>
-          </w:rPr>
-          <w:rPr>
-            <w:color w:val="0000EE"/>
-            <w:u w:val="single"/>
-          </w:rPr>
-          <w:t>2:1–4</w:t>
-        </w:r>
-      </w:hyperlink>
+      <w:r>
+        <w:rPr>
+          <w:lang w:val="ru_RU" w:bidi="ru_RU"/>
+        </w:rPr>
+        <w:t>2:1–4</w:t>
+      </w:r>
       <w:r>
         <w:rPr>
           <w:lang w:val="ru_RU" w:bidi="ru_RU"/>
         </w:rPr>
         <w:t xml:space="preserve">; </w:t>
       </w:r>
-      <w:hyperlink r:id="rId94">
-        <w:r>
-          <w:rPr>
-            <w:lang w:val="ru_RU" w:bidi="ru_RU"/>
-          </w:rPr>
-          <w:rPr>
-            <w:color w:val="0000EE"/>
-            <w:u w:val="single"/>
-          </w:rPr>
-          <w:t>4:24–31</w:t>
-        </w:r>
-      </w:hyperlink>
+      <w:r>
+        <w:rPr>
+          <w:lang w:val="ru_RU" w:bidi="ru_RU"/>
+        </w:rPr>
+        <w:t>4:24–31</w:t>
+      </w:r>
       <w:r>
         <w:rPr>
           <w:lang w:val="ru_RU" w:bidi="ru_RU"/>
         </w:rPr>
         <w:t xml:space="preserve">; </w:t>
       </w:r>
-      <w:hyperlink r:id="rId95">
-        <w:r>
-          <w:rPr>
-            <w:lang w:val="ru_RU" w:bidi="ru_RU"/>
-          </w:rPr>
-          <w:rPr>
-            <w:color w:val="0000EE"/>
-            <w:u w:val="single"/>
-          </w:rPr>
-          <w:t>12:5</w:t>
-        </w:r>
-      </w:hyperlink>
+      <w:r>
+        <w:rPr>
+          <w:lang w:val="ru_RU" w:bidi="ru_RU"/>
+        </w:rPr>
+        <w:t>12:5</w:t>
+      </w:r>
       <w:r>
         <w:rPr>
           <w:lang w:val="ru_RU" w:bidi="ru_RU"/>
         </w:rPr>
         <w:t>), и что Святой Дух дает силу и помогает Божьему народу для выполнения его миссии (</w:t>
       </w:r>
-      <w:hyperlink r:id="rId20">
-        <w:r>
-          <w:rPr>
-            <w:lang w:val="ru_RU" w:bidi="ru_RU"/>
-          </w:rPr>
-          <w:rPr>
-            <w:color w:val="0000EE"/>
-            <w:u w:val="single"/>
-          </w:rPr>
-          <w:t>1:8</w:t>
-        </w:r>
-      </w:hyperlink>
+      <w:r>
+        <w:rPr>
+          <w:lang w:val="ru_RU" w:bidi="ru_RU"/>
+        </w:rPr>
+        <w:t>1:8</w:t>
+      </w:r>
       <w:r>
         <w:rPr>
           <w:lang w:val="ru_RU" w:bidi="ru_RU"/>
         </w:rPr>
         <w:t xml:space="preserve">; </w:t>
       </w:r>
-      <w:hyperlink r:id="rId96">
-        <w:r>
-          <w:rPr>
-            <w:lang w:val="ru_RU" w:bidi="ru_RU"/>
-          </w:rPr>
-          <w:rPr>
-            <w:color w:val="0000EE"/>
-            <w:u w:val="single"/>
-          </w:rPr>
-          <w:t>4:8</w:t>
-        </w:r>
-      </w:hyperlink>
+      <w:r>
+        <w:rPr>
+          <w:lang w:val="ru_RU" w:bidi="ru_RU"/>
+        </w:rPr>
+        <w:t>4:8</w:t>
+      </w:r>
       <w:r>
         <w:rPr>
           <w:lang w:val="ru_RU" w:bidi="ru_RU"/>
         </w:rPr>
         <w:t xml:space="preserve">, </w:t>
       </w:r>
-      <w:hyperlink r:id="rId97">
-        <w:r>
-          <w:rPr>
-            <w:lang w:val="ru_RU" w:bidi="ru_RU"/>
-          </w:rPr>
-          <w:rPr>
-            <w:color w:val="0000EE"/>
-            <w:u w:val="single"/>
-          </w:rPr>
-          <w:t>31</w:t>
-        </w:r>
-      </w:hyperlink>
+      <w:r>
+        <w:rPr>
+          <w:lang w:val="ru_RU" w:bidi="ru_RU"/>
+        </w:rPr>
+        <w:t>31</w:t>
+      </w:r>
       <w:r>
         <w:rPr>
           <w:lang w:val="ru_RU" w:bidi="ru_RU"/>
         </w:rPr>
         <w:t xml:space="preserve">; </w:t>
       </w:r>
-      <w:hyperlink r:id="rId98">
-        <w:r>
-          <w:rPr>
-            <w:lang w:val="ru_RU" w:bidi="ru_RU"/>
-          </w:rPr>
-          <w:rPr>
-            <w:color w:val="0000EE"/>
-            <w:u w:val="single"/>
-          </w:rPr>
-          <w:t>6:3</w:t>
-        </w:r>
-      </w:hyperlink>
+      <w:r>
+        <w:rPr>
+          <w:lang w:val="ru_RU" w:bidi="ru_RU"/>
+        </w:rPr>
+        <w:t>6:3</w:t>
+      </w:r>
       <w:r>
         <w:rPr>
           <w:lang w:val="ru_RU" w:bidi="ru_RU"/>
         </w:rPr>
         <w:t xml:space="preserve">, </w:t>
       </w:r>
-      <w:hyperlink r:id="rId99">
-        <w:r>
-          <w:rPr>
-            <w:lang w:val="ru_RU" w:bidi="ru_RU"/>
-          </w:rPr>
-          <w:rPr>
-            <w:color w:val="0000EE"/>
-            <w:u w:val="single"/>
-          </w:rPr>
-          <w:t>5</w:t>
-        </w:r>
-      </w:hyperlink>
+      <w:r>
+        <w:rPr>
+          <w:lang w:val="ru_RU" w:bidi="ru_RU"/>
+        </w:rPr>
+        <w:t>5</w:t>
+      </w:r>
       <w:r>
         <w:rPr>
           <w:lang w:val="ru_RU" w:bidi="ru_RU"/>
         </w:rPr>
         <w:t xml:space="preserve">, </w:t>
       </w:r>
-      <w:hyperlink r:id="rId100">
-        <w:r>
-          <w:rPr>
-            <w:lang w:val="ru_RU" w:bidi="ru_RU"/>
-          </w:rPr>
-          <w:rPr>
-            <w:color w:val="0000EE"/>
-            <w:u w:val="single"/>
-          </w:rPr>
-          <w:t>10</w:t>
-        </w:r>
-      </w:hyperlink>
+      <w:r>
+        <w:rPr>
+          <w:lang w:val="ru_RU" w:bidi="ru_RU"/>
+        </w:rPr>
+        <w:t>10</w:t>
+      </w:r>
       <w:r>
         <w:rPr>
           <w:lang w:val="ru_RU" w:bidi="ru_RU"/>
         </w:rPr>
         <w:t xml:space="preserve">; </w:t>
       </w:r>
-      <w:hyperlink r:id="rId101">
-        <w:r>
-          <w:rPr>
-            <w:lang w:val="ru_RU" w:bidi="ru_RU"/>
-          </w:rPr>
-          <w:rPr>
-            <w:color w:val="0000EE"/>
-            <w:u w:val="single"/>
-          </w:rPr>
-          <w:t>7:55</w:t>
-        </w:r>
-      </w:hyperlink>
+      <w:r>
+        <w:rPr>
+          <w:lang w:val="ru_RU" w:bidi="ru_RU"/>
+        </w:rPr>
+        <w:t>7:55</w:t>
+      </w:r>
       <w:r>
         <w:rPr>
           <w:lang w:val="ru_RU" w:bidi="ru_RU"/>
         </w:rPr>
         <w:t xml:space="preserve">; </w:t>
       </w:r>
-      <w:hyperlink r:id="rId102">
-        <w:r>
-          <w:rPr>
-            <w:lang w:val="ru_RU" w:bidi="ru_RU"/>
-          </w:rPr>
-          <w:rPr>
-            <w:color w:val="0000EE"/>
-            <w:u w:val="single"/>
-          </w:rPr>
-          <w:t>11:24</w:t>
-        </w:r>
-      </w:hyperlink>
+      <w:r>
+        <w:rPr>
+          <w:lang w:val="ru_RU" w:bidi="ru_RU"/>
+        </w:rPr>
+        <w:t>11:24</w:t>
+      </w:r>
       <w:r>
         <w:rPr>
           <w:lang w:val="ru_RU" w:bidi="ru_RU"/>
         </w:rPr>
         <w:t xml:space="preserve">; </w:t>
       </w:r>
-      <w:hyperlink r:id="rId103">
-        <w:r>
-          <w:rPr>
-            <w:lang w:val="ru_RU" w:bidi="ru_RU"/>
-          </w:rPr>
-          <w:rPr>
-            <w:color w:val="0000EE"/>
-            <w:u w:val="single"/>
-          </w:rPr>
-          <w:t>13:9</w:t>
-        </w:r>
-      </w:hyperlink>
+      <w:r>
+        <w:rPr>
+          <w:lang w:val="ru_RU" w:bidi="ru_RU"/>
+        </w:rPr>
+        <w:t>13:9</w:t>
+      </w:r>
       <w:r>
         <w:rPr>
           <w:lang w:val="ru_RU" w:bidi="ru_RU"/>
         </w:rPr>
         <w:t xml:space="preserve">, </w:t>
       </w:r>
-      <w:hyperlink r:id="rId104">
-        <w:r>
-          <w:rPr>
-            <w:lang w:val="ru_RU" w:bidi="ru_RU"/>
-          </w:rPr>
-          <w:rPr>
-            <w:color w:val="0000EE"/>
-            <w:u w:val="single"/>
-          </w:rPr>
-          <w:t>52</w:t>
-        </w:r>
-      </w:hyperlink>
+      <w:r>
+        <w:rPr>
+          <w:lang w:val="ru_RU" w:bidi="ru_RU"/>
+        </w:rPr>
+        <w:t>52</w:t>
+      </w:r>
       <w:r>
         <w:rPr>
           <w:lang w:val="ru_RU" w:bidi="ru_RU"/>
@@ -2509,252 +1873,168 @@
         </w:rPr>
         <w:t>Книга Деяний показывает, насколько важны те люди, которых Бог избрал нести Его весть и свидетельствовать о Христе. Вначале апостолы, особенно Петр, свидетельствовали о жизни и служении Иисуса (</w:t>
       </w:r>
-      <w:hyperlink r:id="rId105">
-        <w:r>
-          <w:rPr>
-            <w:lang w:val="ru_RU" w:bidi="ru_RU"/>
-          </w:rPr>
-          <w:rPr>
-            <w:color w:val="0000EE"/>
-            <w:u w:val="single"/>
-          </w:rPr>
-          <w:t>1:22</w:t>
-        </w:r>
-      </w:hyperlink>
+      <w:r>
+        <w:rPr>
+          <w:lang w:val="ru_RU" w:bidi="ru_RU"/>
+        </w:rPr>
+        <w:t>1:22</w:t>
+      </w:r>
       <w:r>
         <w:rPr>
           <w:lang w:val="ru_RU" w:bidi="ru_RU"/>
         </w:rPr>
         <w:t xml:space="preserve">; </w:t>
       </w:r>
-      <w:hyperlink r:id="rId106">
-        <w:r>
-          <w:rPr>
-            <w:lang w:val="ru_RU" w:bidi="ru_RU"/>
-          </w:rPr>
-          <w:rPr>
-            <w:color w:val="0000EE"/>
-            <w:u w:val="single"/>
-          </w:rPr>
-          <w:t>10:39–41</w:t>
-        </w:r>
-      </w:hyperlink>
+      <w:r>
+        <w:rPr>
+          <w:lang w:val="ru_RU" w:bidi="ru_RU"/>
+        </w:rPr>
+        <w:t>10:39–41</w:t>
+      </w:r>
       <w:r>
         <w:rPr>
           <w:lang w:val="ru_RU" w:bidi="ru_RU"/>
         </w:rPr>
         <w:t xml:space="preserve">; см. </w:t>
       </w:r>
-      <w:hyperlink r:id="rId107">
-        <w:r>
-          <w:rPr>
-            <w:lang w:val="ru_RU" w:bidi="ru_RU"/>
-          </w:rPr>
-          <w:rPr>
-            <w:color w:val="0000EE"/>
-            <w:u w:val="single"/>
-          </w:rPr>
-          <w:t>Лк. 1:2</w:t>
-        </w:r>
-      </w:hyperlink>
+      <w:r>
+        <w:rPr>
+          <w:lang w:val="ru_RU" w:bidi="ru_RU"/>
+        </w:rPr>
+        <w:t>Лк. 1:2</w:t>
+      </w:r>
       <w:r>
         <w:rPr>
           <w:lang w:val="ru_RU" w:bidi="ru_RU"/>
         </w:rPr>
         <w:t>) и объясняли значимость Иисуса в Божьем плане спасения человечества (</w:t>
       </w:r>
-      <w:hyperlink r:id="rId108">
-        <w:r>
-          <w:rPr>
-            <w:lang w:val="ru_RU" w:bidi="ru_RU"/>
-          </w:rPr>
-          <w:rPr>
-            <w:color w:val="0000EE"/>
-            <w:u w:val="single"/>
-          </w:rPr>
-          <w:t>2:40</w:t>
-        </w:r>
-      </w:hyperlink>
+      <w:r>
+        <w:rPr>
+          <w:lang w:val="ru_RU" w:bidi="ru_RU"/>
+        </w:rPr>
+        <w:t>2:40</w:t>
+      </w:r>
       <w:r>
         <w:rPr>
           <w:lang w:val="ru_RU" w:bidi="ru_RU"/>
         </w:rPr>
         <w:t xml:space="preserve">; </w:t>
       </w:r>
-      <w:hyperlink r:id="rId109">
-        <w:r>
-          <w:rPr>
-            <w:lang w:val="ru_RU" w:bidi="ru_RU"/>
-          </w:rPr>
-          <w:rPr>
-            <w:color w:val="0000EE"/>
-            <w:u w:val="single"/>
-          </w:rPr>
-          <w:t>3:15</w:t>
-        </w:r>
-      </w:hyperlink>
+      <w:r>
+        <w:rPr>
+          <w:lang w:val="ru_RU" w:bidi="ru_RU"/>
+        </w:rPr>
+        <w:t>3:15</w:t>
+      </w:r>
       <w:r>
         <w:rPr>
           <w:lang w:val="ru_RU" w:bidi="ru_RU"/>
         </w:rPr>
         <w:t xml:space="preserve">; </w:t>
       </w:r>
-      <w:hyperlink r:id="rId110">
-        <w:r>
-          <w:rPr>
-            <w:lang w:val="ru_RU" w:bidi="ru_RU"/>
-          </w:rPr>
-          <w:rPr>
-            <w:color w:val="0000EE"/>
-            <w:u w:val="single"/>
-          </w:rPr>
-          <w:t>4:33</w:t>
-        </w:r>
-      </w:hyperlink>
+      <w:r>
+        <w:rPr>
+          <w:lang w:val="ru_RU" w:bidi="ru_RU"/>
+        </w:rPr>
+        <w:t>4:33</w:t>
+      </w:r>
       <w:r>
         <w:rPr>
           <w:lang w:val="ru_RU" w:bidi="ru_RU"/>
         </w:rPr>
         <w:t xml:space="preserve">; </w:t>
       </w:r>
-      <w:hyperlink r:id="rId111">
-        <w:r>
-          <w:rPr>
-            <w:lang w:val="ru_RU" w:bidi="ru_RU"/>
-          </w:rPr>
-          <w:rPr>
-            <w:color w:val="0000EE"/>
-            <w:u w:val="single"/>
-          </w:rPr>
-          <w:t>10:42</w:t>
-        </w:r>
-      </w:hyperlink>
+      <w:r>
+        <w:rPr>
+          <w:lang w:val="ru_RU" w:bidi="ru_RU"/>
+        </w:rPr>
+        <w:t>10:42</w:t>
+      </w:r>
       <w:r>
         <w:rPr>
           <w:lang w:val="ru_RU" w:bidi="ru_RU"/>
         </w:rPr>
         <w:t>). Позже и другие христианские лидеры стали свидетельствовать о Господе; Стефан и Филипп – два ярких примера смелых свидетелей веры (</w:t>
       </w:r>
-      <w:hyperlink r:id="rId47">
-        <w:r>
-          <w:rPr>
-            <w:lang w:val="ru_RU" w:bidi="ru_RU"/>
-          </w:rPr>
-          <w:rPr>
-            <w:color w:val="0000EE"/>
-            <w:u w:val="single"/>
-          </w:rPr>
-          <w:t>7:2–53</w:t>
-        </w:r>
-      </w:hyperlink>
+      <w:r>
+        <w:rPr>
+          <w:lang w:val="ru_RU" w:bidi="ru_RU"/>
+        </w:rPr>
+        <w:t>7:2–53</w:t>
+      </w:r>
       <w:r>
         <w:rPr>
           <w:lang w:val="ru_RU" w:bidi="ru_RU"/>
         </w:rPr>
         <w:t xml:space="preserve">; </w:t>
       </w:r>
-      <w:hyperlink r:id="rId112">
-        <w:r>
-          <w:rPr>
-            <w:lang w:val="ru_RU" w:bidi="ru_RU"/>
-          </w:rPr>
-          <w:rPr>
-            <w:color w:val="0000EE"/>
-            <w:u w:val="single"/>
-          </w:rPr>
-          <w:t>8:4–40</w:t>
-        </w:r>
-      </w:hyperlink>
+      <w:r>
+        <w:rPr>
+          <w:lang w:val="ru_RU" w:bidi="ru_RU"/>
+        </w:rPr>
+        <w:t>8:4–40</w:t>
+      </w:r>
       <w:r>
         <w:rPr>
           <w:lang w:val="ru_RU" w:bidi="ru_RU"/>
         </w:rPr>
         <w:t xml:space="preserve">). Другие христиане просто делились своей верой, когда у них была такая возможность (например, </w:t>
       </w:r>
-      <w:hyperlink r:id="rId113">
-        <w:r>
-          <w:rPr>
-            <w:lang w:val="ru_RU" w:bidi="ru_RU"/>
-          </w:rPr>
-          <w:rPr>
-            <w:color w:val="0000EE"/>
-            <w:u w:val="single"/>
-          </w:rPr>
-          <w:t>8:1–4</w:t>
-        </w:r>
-      </w:hyperlink>
+      <w:r>
+        <w:rPr>
+          <w:lang w:val="ru_RU" w:bidi="ru_RU"/>
+        </w:rPr>
+        <w:t>8:1–4</w:t>
+      </w:r>
       <w:r>
         <w:rPr>
           <w:lang w:val="ru_RU" w:bidi="ru_RU"/>
         </w:rPr>
         <w:t xml:space="preserve">; </w:t>
       </w:r>
-      <w:hyperlink r:id="rId114">
-        <w:r>
-          <w:rPr>
-            <w:lang w:val="ru_RU" w:bidi="ru_RU"/>
-          </w:rPr>
-          <w:rPr>
-            <w:color w:val="0000EE"/>
-            <w:u w:val="single"/>
-          </w:rPr>
-          <w:t>11:19–21</w:t>
-        </w:r>
-      </w:hyperlink>
+      <w:r>
+        <w:rPr>
+          <w:lang w:val="ru_RU" w:bidi="ru_RU"/>
+        </w:rPr>
+        <w:t>11:19–21</w:t>
+      </w:r>
       <w:r>
         <w:rPr>
           <w:lang w:val="ru_RU" w:bidi="ru_RU"/>
         </w:rPr>
         <w:t>). Позже Бог призвал Павла быть «избранным сосудом, чтобы возвещать имя Мое перед народами и царями и сынами Израилевыми» (</w:t>
       </w:r>
-      <w:hyperlink r:id="rId29">
-        <w:r>
-          <w:rPr>
-            <w:lang w:val="ru_RU" w:bidi="ru_RU"/>
-          </w:rPr>
-          <w:rPr>
-            <w:color w:val="0000EE"/>
-            <w:u w:val="single"/>
-          </w:rPr>
-          <w:t>9:15</w:t>
-        </w:r>
-      </w:hyperlink>
+      <w:r>
+        <w:rPr>
+          <w:lang w:val="ru_RU" w:bidi="ru_RU"/>
+        </w:rPr>
+        <w:t>9:15</w:t>
+      </w:r>
       <w:r>
         <w:rPr>
           <w:lang w:val="ru_RU" w:bidi="ru_RU"/>
         </w:rPr>
         <w:t xml:space="preserve">; </w:t>
       </w:r>
-      <w:hyperlink r:id="rId115">
-        <w:r>
-          <w:rPr>
-            <w:lang w:val="ru_RU" w:bidi="ru_RU"/>
-          </w:rPr>
-          <w:rPr>
-            <w:color w:val="0000EE"/>
-            <w:u w:val="single"/>
-          </w:rPr>
-          <w:t>22:1–21</w:t>
-        </w:r>
-      </w:hyperlink>
+      <w:r>
+        <w:rPr>
+          <w:lang w:val="ru_RU" w:bidi="ru_RU"/>
+        </w:rPr>
+        <w:t>22:1–21</w:t>
+      </w:r>
       <w:r>
         <w:rPr>
           <w:lang w:val="ru_RU" w:bidi="ru_RU"/>
         </w:rPr>
         <w:t xml:space="preserve">; </w:t>
       </w:r>
-      <w:hyperlink r:id="rId116">
-        <w:r>
-          <w:rPr>
-            <w:lang w:val="ru_RU" w:bidi="ru_RU"/>
-          </w:rPr>
-          <w:rPr>
-            <w:color w:val="0000EE"/>
-            <w:u w:val="single"/>
-          </w:rPr>
-          <w:t>26:2–23</w:t>
-        </w:r>
-      </w:hyperlink>
+      <w:r>
+        <w:rPr>
+          <w:lang w:val="ru_RU" w:bidi="ru_RU"/>
+        </w:rPr>
+        <w:t>26:2–23</w:t>
+      </w:r>
       <w:r>
         <w:rPr>
           <w:lang w:val="ru_RU" w:bidi="ru_RU"/>
@@ -2775,180 +2055,120 @@
         </w:rPr>
         <w:t>Апостолы провозглашали, что смерть и воскресение Иисуса – это Божий план, исполняющий Писание (</w:t>
       </w:r>
-      <w:hyperlink r:id="rId117">
-        <w:r>
-          <w:rPr>
-            <w:lang w:val="ru_RU" w:bidi="ru_RU"/>
-          </w:rPr>
-          <w:rPr>
-            <w:color w:val="0000EE"/>
-            <w:u w:val="single"/>
-          </w:rPr>
-          <w:t>2:22–36</w:t>
-        </w:r>
-      </w:hyperlink>
+      <w:r>
+        <w:rPr>
+          <w:lang w:val="ru_RU" w:bidi="ru_RU"/>
+        </w:rPr>
+        <w:t>2:22–36</w:t>
+      </w:r>
       <w:r>
         <w:rPr>
           <w:lang w:val="ru_RU" w:bidi="ru_RU"/>
         </w:rPr>
         <w:t xml:space="preserve">; </w:t>
       </w:r>
-      <w:hyperlink r:id="rId109">
-        <w:r>
-          <w:rPr>
-            <w:lang w:val="ru_RU" w:bidi="ru_RU"/>
-          </w:rPr>
-          <w:rPr>
-            <w:color w:val="0000EE"/>
-            <w:u w:val="single"/>
-          </w:rPr>
-          <w:t>3:15</w:t>
-        </w:r>
-      </w:hyperlink>
+      <w:r>
+        <w:rPr>
+          <w:lang w:val="ru_RU" w:bidi="ru_RU"/>
+        </w:rPr>
+        <w:t>3:15</w:t>
+      </w:r>
       <w:r>
         <w:rPr>
           <w:lang w:val="ru_RU" w:bidi="ru_RU"/>
         </w:rPr>
         <w:t xml:space="preserve">; </w:t>
       </w:r>
-      <w:hyperlink r:id="rId118">
-        <w:r>
-          <w:rPr>
-            <w:lang w:val="ru_RU" w:bidi="ru_RU"/>
-          </w:rPr>
-          <w:rPr>
-            <w:color w:val="0000EE"/>
-            <w:u w:val="single"/>
-          </w:rPr>
-          <w:t>4:27–28</w:t>
-        </w:r>
-      </w:hyperlink>
+      <w:r>
+        <w:rPr>
+          <w:lang w:val="ru_RU" w:bidi="ru_RU"/>
+        </w:rPr>
+        <w:t>4:27–28</w:t>
+      </w:r>
       <w:r>
         <w:rPr>
           <w:lang w:val="ru_RU" w:bidi="ru_RU"/>
         </w:rPr>
         <w:t xml:space="preserve">, </w:t>
       </w:r>
-      <w:hyperlink r:id="rId110">
-        <w:r>
-          <w:rPr>
-            <w:lang w:val="ru_RU" w:bidi="ru_RU"/>
-          </w:rPr>
-          <w:rPr>
-            <w:color w:val="0000EE"/>
-            <w:u w:val="single"/>
-          </w:rPr>
-          <w:t>33</w:t>
-        </w:r>
-      </w:hyperlink>
+      <w:r>
+        <w:rPr>
+          <w:lang w:val="ru_RU" w:bidi="ru_RU"/>
+        </w:rPr>
+        <w:t>33</w:t>
+      </w:r>
       <w:r>
         <w:rPr>
           <w:lang w:val="ru_RU" w:bidi="ru_RU"/>
         </w:rPr>
         <w:t xml:space="preserve">; </w:t>
       </w:r>
-      <w:hyperlink r:id="rId119">
-        <w:r>
-          <w:rPr>
-            <w:lang w:val="ru_RU" w:bidi="ru_RU"/>
-          </w:rPr>
-          <w:rPr>
-            <w:color w:val="0000EE"/>
-            <w:u w:val="single"/>
-          </w:rPr>
-          <w:t>7:52</w:t>
-        </w:r>
-      </w:hyperlink>
+      <w:r>
+        <w:rPr>
+          <w:lang w:val="ru_RU" w:bidi="ru_RU"/>
+        </w:rPr>
+        <w:t>7:52</w:t>
+      </w:r>
       <w:r>
         <w:rPr>
           <w:lang w:val="ru_RU" w:bidi="ru_RU"/>
         </w:rPr>
         <w:t xml:space="preserve">; </w:t>
       </w:r>
-      <w:hyperlink r:id="rId120">
-        <w:r>
-          <w:rPr>
-            <w:lang w:val="ru_RU" w:bidi="ru_RU"/>
-          </w:rPr>
-          <w:rPr>
-            <w:color w:val="0000EE"/>
-            <w:u w:val="single"/>
-          </w:rPr>
-          <w:t>8:32–35</w:t>
-        </w:r>
-      </w:hyperlink>
+      <w:r>
+        <w:rPr>
+          <w:lang w:val="ru_RU" w:bidi="ru_RU"/>
+        </w:rPr>
+        <w:t>8:32–35</w:t>
+      </w:r>
       <w:r>
         <w:rPr>
           <w:lang w:val="ru_RU" w:bidi="ru_RU"/>
         </w:rPr>
         <w:t xml:space="preserve">; </w:t>
       </w:r>
-      <w:hyperlink r:id="rId121">
-        <w:r>
-          <w:rPr>
-            <w:lang w:val="ru_RU" w:bidi="ru_RU"/>
-          </w:rPr>
-          <w:rPr>
-            <w:color w:val="0000EE"/>
-            <w:u w:val="single"/>
-          </w:rPr>
-          <w:t>10:38–43</w:t>
-        </w:r>
-      </w:hyperlink>
+      <w:r>
+        <w:rPr>
+          <w:lang w:val="ru_RU" w:bidi="ru_RU"/>
+        </w:rPr>
+        <w:t>10:38–43</w:t>
+      </w:r>
       <w:r>
         <w:rPr>
           <w:lang w:val="ru_RU" w:bidi="ru_RU"/>
         </w:rPr>
         <w:t xml:space="preserve">; </w:t>
       </w:r>
-      <w:hyperlink r:id="rId122">
-        <w:r>
-          <w:rPr>
-            <w:lang w:val="ru_RU" w:bidi="ru_RU"/>
-          </w:rPr>
-          <w:rPr>
-            <w:color w:val="0000EE"/>
-            <w:u w:val="single"/>
-          </w:rPr>
-          <w:t>13:26–39</w:t>
-        </w:r>
-      </w:hyperlink>
+      <w:r>
+        <w:rPr>
+          <w:lang w:val="ru_RU" w:bidi="ru_RU"/>
+        </w:rPr>
+        <w:t>13:26–39</w:t>
+      </w:r>
       <w:r>
         <w:rPr>
           <w:lang w:val="ru_RU" w:bidi="ru_RU"/>
         </w:rPr>
         <w:t>). Иисус был призван искупить человечество, поэтому послание апостолов было: «Веруй в Господа Иисуса Христа, и спасешься» (</w:t>
       </w:r>
-      <w:hyperlink r:id="rId123">
-        <w:r>
-          <w:rPr>
-            <w:lang w:val="ru_RU" w:bidi="ru_RU"/>
-          </w:rPr>
-          <w:rPr>
-            <w:color w:val="0000EE"/>
-            <w:u w:val="single"/>
-          </w:rPr>
-          <w:t>16:31</w:t>
-        </w:r>
-      </w:hyperlink>
+      <w:r>
+        <w:rPr>
+          <w:lang w:val="ru_RU" w:bidi="ru_RU"/>
+        </w:rPr>
+        <w:t>16:31</w:t>
+      </w:r>
       <w:r>
         <w:rPr>
           <w:lang w:val="ru_RU" w:bidi="ru_RU"/>
         </w:rPr>
         <w:t>). Бог всем предлагает Его благодать и прощение, и «мир чрез Иисуса Христа; Сей есть Господь всех» (</w:t>
       </w:r>
-      <w:hyperlink r:id="rId90">
-        <w:r>
-          <w:rPr>
-            <w:lang w:val="ru_RU" w:bidi="ru_RU"/>
-          </w:rPr>
-          <w:rPr>
-            <w:color w:val="0000EE"/>
-            <w:u w:val="single"/>
-          </w:rPr>
-          <w:t>10:36</w:t>
-        </w:r>
-      </w:hyperlink>
+      <w:r>
+        <w:rPr>
+          <w:lang w:val="ru_RU" w:bidi="ru_RU"/>
+        </w:rPr>
+        <w:t>10:36</w:t>
+      </w:r>
       <w:r>
         <w:rPr>
           <w:lang w:val="ru_RU" w:bidi="ru_RU"/>
@@ -2969,36 +2189,24 @@
         </w:rPr>
         <w:t>Наконец, книга Деяний показывает, что никакое противодействие не может помешать распространению Благой вести Иисуса Христа. Посланникам этой Благой вести грозило тюремное заключение, физическое насилие и даже смерть. Тем не менее, весть, о которой начала возвещать небольшая группа, собравшаяся в одной из комнат Иерусалима, продолжала распространяться и дальше (</w:t>
       </w:r>
-      <w:hyperlink r:id="rId124">
-        <w:r>
-          <w:rPr>
-            <w:lang w:val="ru_RU" w:bidi="ru_RU"/>
-          </w:rPr>
-          <w:rPr>
-            <w:color w:val="0000EE"/>
-            <w:u w:val="single"/>
-          </w:rPr>
-          <w:t>1:12–14</w:t>
-        </w:r>
-      </w:hyperlink>
+      <w:r>
+        <w:rPr>
+          <w:lang w:val="ru_RU" w:bidi="ru_RU"/>
+        </w:rPr>
+        <w:t>1:12–14</w:t>
+      </w:r>
       <w:r>
         <w:rPr>
           <w:lang w:val="ru_RU" w:bidi="ru_RU"/>
         </w:rPr>
         <w:t>) среди иудеев и язычников, и по всей Римской империи. Книга заканчивается тем, что Павел свободно делится евангельским посланием в Риме, в самом большом городе библейского мира (</w:t>
       </w:r>
-      <w:hyperlink r:id="rId125">
-        <w:r>
-          <w:rPr>
-            <w:lang w:val="ru_RU" w:bidi="ru_RU"/>
-          </w:rPr>
-          <w:rPr>
-            <w:color w:val="0000EE"/>
-            <w:u w:val="single"/>
-          </w:rPr>
-          <w:t>28:30–31</w:t>
-        </w:r>
-      </w:hyperlink>
+      <w:r>
+        <w:rPr>
+          <w:lang w:val="ru_RU" w:bidi="ru_RU"/>
+        </w:rPr>
+        <w:t>28:30–31</w:t>
+      </w:r>
       <w:r>
         <w:rPr>
           <w:lang w:val="ru_RU" w:bidi="ru_RU"/>
@@ -3044,36 +2252,24 @@
         </w:rPr>
         <w:t>События от Р.Х. с 30 по 50 гг. Из римских источников известно, что Ирод Агриппа I умер в 44 году от Р.Х. (</w:t>
       </w:r>
-      <w:hyperlink r:id="rId126">
-        <w:r>
-          <w:rPr>
-            <w:lang w:val="ru_RU" w:bidi="ru_RU"/>
-          </w:rPr>
-          <w:rPr>
-            <w:color w:val="0000EE"/>
-            <w:u w:val="single"/>
-          </w:rPr>
-          <w:t>Деян. 12:23</w:t>
-        </w:r>
-      </w:hyperlink>
+      <w:r>
+        <w:rPr>
+          <w:lang w:val="ru_RU" w:bidi="ru_RU"/>
+        </w:rPr>
+        <w:t>Деян. 12:23</w:t>
+      </w:r>
       <w:r>
         <w:rPr>
           <w:lang w:val="ru_RU" w:bidi="ru_RU"/>
         </w:rPr>
         <w:t>), следовательно, казнь апостола Иакова и тюремное заключение Петра (</w:t>
       </w:r>
-      <w:hyperlink r:id="rId127">
-        <w:r>
-          <w:rPr>
-            <w:lang w:val="ru_RU" w:bidi="ru_RU"/>
-          </w:rPr>
-          <w:rPr>
-            <w:color w:val="0000EE"/>
-            <w:u w:val="single"/>
-          </w:rPr>
-          <w:t>12:2–17</w:t>
-        </w:r>
-      </w:hyperlink>
+      <w:r>
+        <w:rPr>
+          <w:lang w:val="ru_RU" w:bidi="ru_RU"/>
+        </w:rPr>
+        <w:t>12:2–17</w:t>
+      </w:r>
       <w:r>
         <w:rPr>
           <w:lang w:val="ru_RU" w:bidi="ru_RU"/>
@@ -3094,36 +2290,24 @@
         </w:rPr>
         <w:t>Голод, предсказанный Агавом, постиг Иудею во время правления императора Клавдия (</w:t>
       </w:r>
-      <w:hyperlink r:id="rId128">
-        <w:r>
-          <w:rPr>
-            <w:lang w:val="ru_RU" w:bidi="ru_RU"/>
-          </w:rPr>
-          <w:rPr>
-            <w:color w:val="0000EE"/>
-            <w:u w:val="single"/>
-          </w:rPr>
-          <w:t>11:28–29</w:t>
-        </w:r>
-      </w:hyperlink>
+      <w:r>
+        <w:rPr>
+          <w:lang w:val="ru_RU" w:bidi="ru_RU"/>
+        </w:rPr>
+        <w:t>11:28–29</w:t>
+      </w:r>
       <w:r>
         <w:rPr>
           <w:lang w:val="ru_RU" w:bidi="ru_RU"/>
         </w:rPr>
         <w:t>). Когда церковь в Антиохии послала помощь голодающим в церковь в Иерусалиме, Варнаве и Павлу было доверено передать эти деньги (</w:t>
       </w:r>
-      <w:hyperlink r:id="rId129">
-        <w:r>
-          <w:rPr>
-            <w:lang w:val="ru_RU" w:bidi="ru_RU"/>
-          </w:rPr>
-          <w:rPr>
-            <w:color w:val="0000EE"/>
-            <w:u w:val="single"/>
-          </w:rPr>
-          <w:t>11:29–30</w:t>
-        </w:r>
-      </w:hyperlink>
+      <w:r>
+        <w:rPr>
+          <w:lang w:val="ru_RU" w:bidi="ru_RU"/>
+        </w:rPr>
+        <w:t>11:29–30</w:t>
+      </w:r>
       <w:r>
         <w:rPr>
           <w:lang w:val="ru_RU" w:bidi="ru_RU"/>
@@ -3144,72 +2328,48 @@
         </w:rPr>
         <w:t>Когда Павел находился в Коринфе во время своего второго миссионерского путешествия, Галлион был правителем Ахайи (</w:t>
       </w:r>
-      <w:hyperlink r:id="rId130">
-        <w:r>
-          <w:rPr>
-            <w:lang w:val="ru_RU" w:bidi="ru_RU"/>
-          </w:rPr>
-          <w:rPr>
-            <w:color w:val="0000EE"/>
-            <w:u w:val="single"/>
-          </w:rPr>
-          <w:t>18:12</w:t>
-        </w:r>
-      </w:hyperlink>
+      <w:r>
+        <w:rPr>
+          <w:lang w:val="ru_RU" w:bidi="ru_RU"/>
+        </w:rPr>
+        <w:t>18:12</w:t>
+      </w:r>
       <w:r>
         <w:rPr>
           <w:lang w:val="ru_RU" w:bidi="ru_RU"/>
         </w:rPr>
         <w:t xml:space="preserve">). Надпись, обнаруженная в близлежащих Дельфах, указывает, что срок правления Галлиона был 51–52 гг. от Р.Х. Ситуация, описанная в </w:t>
       </w:r>
-      <w:hyperlink r:id="rId131">
-        <w:r>
-          <w:rPr>
-            <w:lang w:val="ru_RU" w:bidi="ru_RU"/>
-          </w:rPr>
-          <w:rPr>
-            <w:color w:val="0000EE"/>
-            <w:u w:val="single"/>
-          </w:rPr>
-          <w:t>18:12–17,</w:t>
-        </w:r>
-      </w:hyperlink>
+      <w:r>
+        <w:rPr>
+          <w:lang w:val="ru_RU" w:bidi="ru_RU"/>
+        </w:rPr>
+        <w:t>18:12–17,</w:t>
+      </w:r>
       <w:r>
         <w:rPr>
           <w:lang w:val="ru_RU" w:bidi="ru_RU"/>
         </w:rPr>
         <w:t xml:space="preserve"> вероятно, произошла в начале правления Галлиона. Павел покинул Коринф вскоре после этого, вероятно, летом или осенью 52 года от Р.Х. Павел провел в Коринфе восемнадцать месяцев (</w:t>
       </w:r>
-      <w:hyperlink r:id="rId132">
-        <w:r>
-          <w:rPr>
-            <w:lang w:val="ru_RU" w:bidi="ru_RU"/>
-          </w:rPr>
-          <w:rPr>
-            <w:color w:val="0000EE"/>
-            <w:u w:val="single"/>
-          </w:rPr>
-          <w:t>18:11</w:t>
-        </w:r>
-      </w:hyperlink>
+      <w:r>
+        <w:rPr>
+          <w:lang w:val="ru_RU" w:bidi="ru_RU"/>
+        </w:rPr>
+        <w:t>18:11</w:t>
+      </w:r>
       <w:r>
         <w:rPr>
           <w:lang w:val="ru_RU" w:bidi="ru_RU"/>
         </w:rPr>
         <w:t xml:space="preserve">), поэтому, он, возможно, прибыл туда в начале 50 года от Р.Х. Эта дата прибытия подтверждается текстом </w:t>
       </w:r>
-      <w:hyperlink r:id="rId72">
-        <w:r>
-          <w:rPr>
-            <w:lang w:val="ru_RU" w:bidi="ru_RU"/>
-          </w:rPr>
-          <w:rPr>
-            <w:color w:val="0000EE"/>
-            <w:u w:val="single"/>
-          </w:rPr>
-          <w:t>18:2</w:t>
-        </w:r>
-      </w:hyperlink>
+      <w:r>
+        <w:rPr>
+          <w:lang w:val="ru_RU" w:bidi="ru_RU"/>
+        </w:rPr>
+        <w:t>18:2</w:t>
+      </w:r>
       <w:r>
         <w:rPr>
           <w:lang w:val="ru_RU" w:bidi="ru_RU"/>
@@ -3230,108 +2390,72 @@
         </w:rPr>
         <w:t>События от Р.Х. с 50 по 70 гг. Фест сменил Феликса на посту правителя Иудеи во время заключения Павла в Кесарии (</w:t>
       </w:r>
-      <w:hyperlink r:id="rId133">
-        <w:r>
-          <w:rPr>
-            <w:lang w:val="ru_RU" w:bidi="ru_RU"/>
-          </w:rPr>
-          <w:rPr>
-            <w:color w:val="0000EE"/>
-            <w:u w:val="single"/>
-          </w:rPr>
-          <w:t>24:27</w:t>
-        </w:r>
-      </w:hyperlink>
+      <w:r>
+        <w:rPr>
+          <w:lang w:val="ru_RU" w:bidi="ru_RU"/>
+        </w:rPr>
+        <w:t>24:27</w:t>
+      </w:r>
       <w:r>
         <w:rPr>
           <w:lang w:val="ru_RU" w:bidi="ru_RU"/>
         </w:rPr>
         <w:t>), вероятно, летом 59 года от Р.Х. Это событие помогает нам датировать события в остальном повествовании книги Деяний. Арест Павла (</w:t>
       </w:r>
-      <w:hyperlink r:id="rId134">
-        <w:r>
-          <w:rPr>
-            <w:lang w:val="ru_RU" w:bidi="ru_RU"/>
-          </w:rPr>
-          <w:rPr>
-            <w:color w:val="0000EE"/>
-            <w:u w:val="single"/>
-          </w:rPr>
-          <w:t>21:33</w:t>
-        </w:r>
-      </w:hyperlink>
+      <w:r>
+        <w:rPr>
+          <w:lang w:val="ru_RU" w:bidi="ru_RU"/>
+        </w:rPr>
+        <w:t>21:33</w:t>
+      </w:r>
       <w:r>
         <w:rPr>
           <w:lang w:val="ru_RU" w:bidi="ru_RU"/>
         </w:rPr>
         <w:t>) произошел примерно за два года до этого (57 г. от Р.Х.). Ранее той весной Павел праздновал Пасху в Филиппах (</w:t>
       </w:r>
-      <w:hyperlink r:id="rId135">
-        <w:r>
-          <w:rPr>
-            <w:lang w:val="ru_RU" w:bidi="ru_RU"/>
-          </w:rPr>
-          <w:rPr>
-            <w:color w:val="0000EE"/>
-            <w:u w:val="single"/>
-          </w:rPr>
-          <w:t>20:6</w:t>
-        </w:r>
-      </w:hyperlink>
+      <w:r>
+        <w:rPr>
+          <w:lang w:val="ru_RU" w:bidi="ru_RU"/>
+        </w:rPr>
+        <w:t>20:6</w:t>
+      </w:r>
       <w:r>
         <w:rPr>
           <w:lang w:val="ru_RU" w:bidi="ru_RU"/>
         </w:rPr>
         <w:t>; апрель 57 г. от Р.Х.). Павел провел в Греции три месяца (</w:t>
       </w:r>
-      <w:hyperlink r:id="rId136">
-        <w:r>
-          <w:rPr>
-            <w:lang w:val="ru_RU" w:bidi="ru_RU"/>
-          </w:rPr>
-          <w:rPr>
-            <w:color w:val="0000EE"/>
-            <w:u w:val="single"/>
-          </w:rPr>
-          <w:t>20:3</w:t>
-        </w:r>
-      </w:hyperlink>
+      <w:r>
+        <w:rPr>
+          <w:lang w:val="ru_RU" w:bidi="ru_RU"/>
+        </w:rPr>
+        <w:t>20:3</w:t>
+      </w:r>
       <w:r>
         <w:rPr>
           <w:lang w:val="ru_RU" w:bidi="ru_RU"/>
         </w:rPr>
         <w:t xml:space="preserve">), вероятно, зимой в 56–57 годы от Р.Х. (см. </w:t>
       </w:r>
-      <w:hyperlink r:id="rId137">
-        <w:r>
-          <w:rPr>
-            <w:lang w:val="ru_RU" w:bidi="ru_RU"/>
-          </w:rPr>
-          <w:rPr>
-            <w:color w:val="0000EE"/>
-            <w:u w:val="single"/>
-          </w:rPr>
-          <w:t>1 Кор. 16:6</w:t>
-        </w:r>
-      </w:hyperlink>
+      <w:r>
+        <w:rPr>
+          <w:lang w:val="ru_RU" w:bidi="ru_RU"/>
+        </w:rPr>
+        <w:t>1 Кор. 16:6</w:t>
+      </w:r>
       <w:r>
         <w:rPr>
           <w:lang w:val="ru_RU" w:bidi="ru_RU"/>
         </w:rPr>
         <w:t>). До этого Павел провел три года в Ефесе (</w:t>
       </w:r>
-      <w:hyperlink r:id="rId138">
-        <w:r>
-          <w:rPr>
-            <w:lang w:val="ru_RU" w:bidi="ru_RU"/>
-          </w:rPr>
-          <w:rPr>
-            <w:color w:val="0000EE"/>
-            <w:u w:val="single"/>
-          </w:rPr>
-          <w:t>Деян. 20:31</w:t>
-        </w:r>
-      </w:hyperlink>
+      <w:r>
+        <w:rPr>
+          <w:lang w:val="ru_RU" w:bidi="ru_RU"/>
+        </w:rPr>
+        <w:t>Деян. 20:31</w:t>
+      </w:r>
       <w:r>
         <w:rPr>
           <w:lang w:val="ru_RU" w:bidi="ru_RU"/>
@@ -3352,72 +2476,48 @@
         </w:rPr>
         <w:t>Вскоре после прибытия Феста летом 59 года от Р.Х. Павел предстал перед судом и захотел суда у кесаря (</w:t>
       </w:r>
-      <w:hyperlink r:id="rId139">
-        <w:r>
-          <w:rPr>
-            <w:lang w:val="ru_RU" w:bidi="ru_RU"/>
-          </w:rPr>
-          <w:rPr>
-            <w:color w:val="0000EE"/>
-            <w:u w:val="single"/>
-          </w:rPr>
-          <w:t>25:1–12</w:t>
-        </w:r>
-      </w:hyperlink>
+      <w:r>
+        <w:rPr>
+          <w:lang w:val="ru_RU" w:bidi="ru_RU"/>
+        </w:rPr>
+        <w:t>25:1–12</w:t>
+      </w:r>
       <w:r>
         <w:rPr>
           <w:lang w:val="ru_RU" w:bidi="ru_RU"/>
         </w:rPr>
         <w:t>). Путешествие в Рим, вероятно, началось осенью 59 года от Р.Х. (</w:t>
       </w:r>
-      <w:hyperlink r:id="rId140">
-        <w:r>
-          <w:rPr>
-            <w:lang w:val="ru_RU" w:bidi="ru_RU"/>
-          </w:rPr>
-          <w:rPr>
-            <w:color w:val="0000EE"/>
-            <w:u w:val="single"/>
-          </w:rPr>
-          <w:t>27:2</w:t>
-        </w:r>
-      </w:hyperlink>
+      <w:r>
+        <w:rPr>
+          <w:lang w:val="ru_RU" w:bidi="ru_RU"/>
+        </w:rPr>
+        <w:t>27:2</w:t>
+      </w:r>
       <w:r>
         <w:rPr>
           <w:lang w:val="ru_RU" w:bidi="ru_RU"/>
         </w:rPr>
         <w:t>) и окончилось в начале 60 года от Р.Х. (</w:t>
       </w:r>
-      <w:hyperlink r:id="rId141">
-        <w:r>
-          <w:rPr>
-            <w:lang w:val="ru_RU" w:bidi="ru_RU"/>
-          </w:rPr>
-          <w:rPr>
-            <w:color w:val="0000EE"/>
-            <w:u w:val="single"/>
-          </w:rPr>
-          <w:t>28:11–16</w:t>
-        </w:r>
-      </w:hyperlink>
+      <w:r>
+        <w:rPr>
+          <w:lang w:val="ru_RU" w:bidi="ru_RU"/>
+        </w:rPr>
+        <w:t>28:11–16</w:t>
+      </w:r>
       <w:r>
         <w:rPr>
           <w:lang w:val="ru_RU" w:bidi="ru_RU"/>
         </w:rPr>
         <w:t>). Павел оставался в Риме «целых два года» (</w:t>
       </w:r>
-      <w:hyperlink r:id="rId142">
-        <w:r>
-          <w:rPr>
-            <w:lang w:val="ru_RU" w:bidi="ru_RU"/>
-          </w:rPr>
-          <w:rPr>
-            <w:color w:val="0000EE"/>
-            <w:u w:val="single"/>
-          </w:rPr>
-          <w:t>28:30</w:t>
-        </w:r>
-      </w:hyperlink>
+      <w:r>
+        <w:rPr>
+          <w:lang w:val="ru_RU" w:bidi="ru_RU"/>
+        </w:rPr>
+        <w:t>28:30</w:t>
+      </w:r>
       <w:r>
         <w:rPr>
           <w:lang w:val="ru_RU" w:bidi="ru_RU"/>
